--- a/Case Study 2/Executive Report - Bellabeat.docx
+++ b/Case Study 2/Executive Report - Bellabeat.docx
@@ -250,7 +250,7 @@
                     <v:stroke joinstyle="miter"/>
                     <v:path gradientshapeok="t" o:connecttype="rect"/>
                   </v:shapetype>
-                  <v:shape id="Text Box 131" o:spid="_x0000_s1026" type="#_x0000_t202" style="position:absolute;margin-left:0;margin-top:0;width:369pt;height:529.2pt;z-index:251660288;visibility:visible;mso-wrap-style:square;mso-width-percent:790;mso-height-percent:350;mso-left-percent:77;mso-top-percent:540;mso-wrap-distance-left:14.4pt;mso-wrap-distance-top:0;mso-wrap-distance-right:14.4pt;mso-wrap-distance-bottom:0;mso-position-horizontal-relative:margin;mso-position-vertical-relative:page;mso-width-percent:790;mso-height-percent:350;mso-left-percent:77;mso-top-percent:540;mso-width-relative:margin;mso-height-relative:page;v-text-anchor:top" o:gfxdata="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" filled="f" stroked="f" strokeweight=".5pt">
+                  <v:shape id="Text Box 131" o:spid="_x0000_s1026" type="#_x0000_t202" style="position:absolute;margin-left:0;margin-top:0;width:369pt;height:529.2pt;z-index:251660288;visibility:visible;mso-wrap-style:square;mso-width-percent:790;mso-height-percent:350;mso-left-percent:77;mso-top-percent:540;mso-wrap-distance-left:14.4pt;mso-wrap-distance-top:0;mso-wrap-distance-right:14.4pt;mso-wrap-distance-bottom:0;mso-position-horizontal-relative:margin;mso-position-vertical-relative:page;mso-width-percent:790;mso-height-percent:350;mso-left-percent:77;mso-top-percent:540;mso-width-relative:margin;mso-height-relative:page;v-text-anchor:top" o:gfxdata="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" filled="f" stroked="f" strokeweight=".5pt">
                     <v:textbox style="mso-fit-shape-to-text:t" inset="0,0,0,0">
                       <w:txbxContent>
                         <w:p>
@@ -511,7 +511,7 @@
               </mc:Choice>
               <mc:Fallback>
                 <w:pict>
-                  <v:rect w14:anchorId="45BAEF5C" id="Rectangle 132" o:spid="_x0000_s1027" style="position:absolute;margin-left:-4.4pt;margin-top:0;width:46.8pt;height:77.75pt;z-index:251659264;visibility:visible;mso-wrap-style:square;mso-width-percent:76;mso-height-percent:98;mso-top-percent:23;mso-wrap-distance-left:9pt;mso-wrap-distance-top:0;mso-wrap-distance-right:9pt;mso-wrap-distance-bottom:0;mso-position-horizontal:right;mso-position-horizontal-relative:margin;mso-position-vertical-relative:page;mso-width-percent:76;mso-height-percent:98;mso-top-percent:23;mso-width-relative:page;mso-height-relative:page;v-text-anchor:bottom" o:gfxdata="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" fillcolor="#156082 [3204]" stroked="f" strokeweight="1pt">
+                  <v:rect w14:anchorId="45BAEF5C" id="Rectangle 132" o:spid="_x0000_s1027" style="position:absolute;margin-left:-4.4pt;margin-top:0;width:46.8pt;height:77.75pt;z-index:251659264;visibility:visible;mso-wrap-style:square;mso-width-percent:76;mso-height-percent:98;mso-top-percent:23;mso-wrap-distance-left:9pt;mso-wrap-distance-top:0;mso-wrap-distance-right:9pt;mso-wrap-distance-bottom:0;mso-position-horizontal:right;mso-position-horizontal-relative:margin;mso-position-vertical-relative:page;mso-width-percent:76;mso-height-percent:98;mso-top-percent:23;mso-width-relative:page;mso-height-relative:page;v-text-anchor:bottom" o:gfxdata="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" fillcolor="#156082 [3204]" stroked="f" strokeweight="1pt">
                     <o:lock v:ext="edit" aspectratio="t"/>
                     <v:textbox inset="3.6pt,,3.6pt">
                       <w:txbxContent>
@@ -1867,7 +1867,7 @@
     </w:p>
     <w:p>
       <w:r>
-        <w:t xml:space="preserve">Bellabeat, a high-tech manufacturer of health-focused smart products for women, aims to expand their presence within the global smart health device market. To </w:t>
+        <w:t xml:space="preserve">Bellabeat, a high-tech manufacturer of health-focused smart products for women, aims to expand their presence within the global smart device market. To </w:t>
       </w:r>
       <w:r>
         <w:t>achieve</w:t>
@@ -2045,19 +2045,10 @@
         </w:numPr>
       </w:pPr>
       <w:r>
-        <w:t>A Tableau dashboard visualizing user activity, sleep and health patterns</w:t>
-      </w:r>
-    </w:p>
-    <w:p>
-      <w:pPr>
-        <w:pStyle w:val="ListParagraph"/>
-        <w:numPr>
-          <w:ilvl w:val="0"/>
-          <w:numId w:val="2"/>
-        </w:numPr>
-      </w:pPr>
-      <w:r>
-        <w:t xml:space="preserve">A detailed executive report summarising findings, insights, and actionable recommendations for </w:t>
+        <w:t>D</w:t>
+      </w:r>
+      <w:r>
+        <w:t xml:space="preserve">etailed executive report summarising findings, insights, and actionable recommendations for </w:t>
       </w:r>
       <w:proofErr w:type="spellStart"/>
       <w:r>
@@ -2122,13 +2113,7 @@
         <w:t xml:space="preserve"> </w:t>
       </w:r>
       <w:r>
-        <w:t>by Mobius</w:t>
-      </w:r>
-      <w:r>
-        <w:t>,</w:t>
-      </w:r>
-      <w:r>
-        <w:t xml:space="preserve"> to perform its analysis and </w:t>
+        <w:t xml:space="preserve">by Mobius to perform its analysis and </w:t>
       </w:r>
       <w:r>
         <w:t>construct</w:t>
@@ -2191,7 +2176,19 @@
         <w:rPr>
           <w:highlight w:val="yellow"/>
         </w:rPr>
-        <w:t>Contains each participant’s daily activity data, includes total steps, total distance, active minutes etc.</w:t>
+        <w:t>Contains each participant’s daily activity data, includ</w:t>
+      </w:r>
+      <w:r>
+        <w:rPr>
+          <w:highlight w:val="yellow"/>
+        </w:rPr>
+        <w:t>ing</w:t>
+      </w:r>
+      <w:r>
+        <w:rPr>
+          <w:highlight w:val="yellow"/>
+        </w:rPr>
+        <w:t xml:space="preserve"> total steps, total distance, active minutes etc.</w:t>
       </w:r>
     </w:p>
     <w:p>
@@ -2253,7 +2250,25 @@
         <w:rPr>
           <w:highlight w:val="yellow"/>
         </w:rPr>
-        <w:t>Contains second-level heartrate values for each participant.</w:t>
+        <w:t xml:space="preserve">Contains heartrate </w:t>
+      </w:r>
+      <w:r>
+        <w:rPr>
+          <w:highlight w:val="yellow"/>
+        </w:rPr>
+        <w:t xml:space="preserve">data of </w:t>
+      </w:r>
+      <w:r>
+        <w:rPr>
+          <w:highlight w:val="yellow"/>
+        </w:rPr>
+        <w:t>each participant</w:t>
+      </w:r>
+      <w:r>
+        <w:rPr>
+          <w:highlight w:val="yellow"/>
+        </w:rPr>
+        <w:t>, measured every second.</w:t>
       </w:r>
     </w:p>
     <w:p>
@@ -2315,7 +2330,19 @@
         <w:rPr>
           <w:highlight w:val="yellow"/>
         </w:rPr>
-        <w:t>Contains hourly-level calorie expenditure values for each participant.</w:t>
+        <w:t xml:space="preserve">Contains </w:t>
+      </w:r>
+      <w:r>
+        <w:rPr>
+          <w:highlight w:val="yellow"/>
+        </w:rPr>
+        <w:t>calorie expenditure</w:t>
+      </w:r>
+      <w:r>
+        <w:rPr>
+          <w:highlight w:val="yellow"/>
+        </w:rPr>
+        <w:t xml:space="preserve"> data for each participant, measured every hour.</w:t>
       </w:r>
     </w:p>
     <w:p>
@@ -2377,7 +2404,43 @@
         <w:rPr>
           <w:highlight w:val="yellow"/>
         </w:rPr>
-        <w:t>Contains hourly-level activity intensities values for each participant.</w:t>
+        <w:t>Contains</w:t>
+      </w:r>
+      <w:r>
+        <w:rPr>
+          <w:highlight w:val="yellow"/>
+        </w:rPr>
+        <w:t xml:space="preserve"> </w:t>
+      </w:r>
+      <w:r>
+        <w:rPr>
+          <w:highlight w:val="yellow"/>
+        </w:rPr>
+        <w:t xml:space="preserve">activity intensities </w:t>
+      </w:r>
+      <w:r>
+        <w:rPr>
+          <w:highlight w:val="yellow"/>
+        </w:rPr>
+        <w:t>data</w:t>
+      </w:r>
+      <w:r>
+        <w:rPr>
+          <w:highlight w:val="yellow"/>
+        </w:rPr>
+        <w:t xml:space="preserve"> for each participant</w:t>
+      </w:r>
+      <w:r>
+        <w:rPr>
+          <w:highlight w:val="yellow"/>
+        </w:rPr>
+        <w:t>, measured every hour</w:t>
+      </w:r>
+      <w:r>
+        <w:rPr>
+          <w:highlight w:val="yellow"/>
+        </w:rPr>
+        <w:t>.</w:t>
       </w:r>
     </w:p>
     <w:p>
@@ -2439,7 +2502,31 @@
         <w:rPr>
           <w:highlight w:val="yellow"/>
         </w:rPr>
-        <w:t>Contains minute-level MET (Metabolic Equivalent) values for each participant.</w:t>
+        <w:t xml:space="preserve">Contains MET (Metabolic Equivalent) </w:t>
+      </w:r>
+      <w:r>
+        <w:rPr>
+          <w:highlight w:val="yellow"/>
+        </w:rPr>
+        <w:t>data</w:t>
+      </w:r>
+      <w:r>
+        <w:rPr>
+          <w:highlight w:val="yellow"/>
+        </w:rPr>
+        <w:t xml:space="preserve"> for each participant</w:t>
+      </w:r>
+      <w:r>
+        <w:rPr>
+          <w:highlight w:val="yellow"/>
+        </w:rPr>
+        <w:t>, measured every hour</w:t>
+      </w:r>
+      <w:r>
+        <w:rPr>
+          <w:highlight w:val="yellow"/>
+        </w:rPr>
+        <w:t>.</w:t>
       </w:r>
     </w:p>
     <w:p>
@@ -2501,7 +2588,19 @@
         <w:rPr>
           <w:highlight w:val="yellow"/>
         </w:rPr>
-        <w:t>Contains each participant’s daily sleep duration, including minutes asleep and minutes in bed.</w:t>
+        <w:t>Contains each participant’s daily sleep duration, including minutes asleep and minutes in bed</w:t>
+      </w:r>
+      <w:r>
+        <w:rPr>
+          <w:highlight w:val="yellow"/>
+        </w:rPr>
+        <w:t>, measured daily</w:t>
+      </w:r>
+      <w:r>
+        <w:rPr>
+          <w:highlight w:val="yellow"/>
+        </w:rPr>
+        <w:t>.</w:t>
       </w:r>
     </w:p>
     <w:p>
@@ -2563,7 +2662,31 @@
         <w:rPr>
           <w:highlight w:val="yellow"/>
         </w:rPr>
-        <w:t>Contains each participant’s daily weight metrics, including BMI and fat percentages.</w:t>
+        <w:t xml:space="preserve">Contains each participant’s </w:t>
+      </w:r>
+      <w:r>
+        <w:rPr>
+          <w:highlight w:val="yellow"/>
+        </w:rPr>
+        <w:t>weight data</w:t>
+      </w:r>
+      <w:r>
+        <w:rPr>
+          <w:highlight w:val="yellow"/>
+        </w:rPr>
+        <w:t>, including BMI and fat percentages</w:t>
+      </w:r>
+      <w:r>
+        <w:rPr>
+          <w:highlight w:val="yellow"/>
+        </w:rPr>
+        <w:t>, measured daily</w:t>
+      </w:r>
+      <w:r>
+        <w:rPr>
+          <w:highlight w:val="yellow"/>
+        </w:rPr>
+        <w:t>.</w:t>
       </w:r>
     </w:p>
     <w:p>
@@ -2595,7 +2718,7 @@
         <w:t xml:space="preserve">Each data file was imported and cleaned </w:t>
       </w:r>
       <w:r>
-        <w:t xml:space="preserve">using either </w:t>
+        <w:t xml:space="preserve">using </w:t>
       </w:r>
       <w:r>
         <w:t xml:space="preserve">Excel </w:t>
@@ -2607,13 +2730,13 @@
         <w:t xml:space="preserve"> </w:t>
       </w:r>
       <w:r>
-        <w:t xml:space="preserve">MySQL, </w:t>
-      </w:r>
-      <w:r>
-        <w:t>then</w:t>
-      </w:r>
-      <w:r>
-        <w:t xml:space="preserve"> prepared for analysis. Final exploratory, statistical, and visual analyses were performed using Tableau.</w:t>
+        <w:t>MySQL</w:t>
+      </w:r>
+      <w:r>
+        <w:t xml:space="preserve"> to prepare </w:t>
+      </w:r>
+      <w:r>
+        <w:t>for analysis. Final exploratory, statistical, and visual analyses were performed using Tableau.</w:t>
       </w:r>
     </w:p>
     <w:p>
@@ -2641,8 +2764,15 @@
     <w:p/>
     <w:p>
       <w:r>
-        <w:t xml:space="preserve">The initial step in preparing the </w:t>
-      </w:r>
+        <w:t xml:space="preserve">The initial step in </w:t>
+      </w:r>
+      <w:r>
+        <w:t>cleaning</w:t>
+      </w:r>
+      <w:r>
+        <w:t xml:space="preserve"> the </w:t>
+      </w:r>
+      <w:proofErr w:type="spellStart"/>
       <w:r>
         <w:rPr>
           <w:b/>
@@ -2650,60 +2780,112 @@
           <w:i/>
           <w:iCs/>
         </w:rPr>
-        <w:t>FitBit Fitness Tracker Dataset</w:t>
-      </w:r>
-      <w:r>
-        <w:rPr>
+        <w:t>FitBit</w:t>
+      </w:r>
+      <w:proofErr w:type="spellEnd"/>
+      <w:r>
+        <w:rPr>
+          <w:b/>
+          <w:bCs/>
           <w:i/>
           <w:iCs/>
         </w:rPr>
-        <w:t xml:space="preserve"> </w:t>
-      </w:r>
-      <w:r>
-        <w:t xml:space="preserve">by Mobius for analysis involved addressing the organisation of the raw data files. Upon downloading, the zip file was found to contain two separate directories: </w:t>
-      </w:r>
-      <w:proofErr w:type="spellStart"/>
+        <w:t xml:space="preserve"> Fitness Tracker Dataset</w:t>
+      </w:r>
       <w:r>
         <w:rPr>
           <w:i/>
           <w:iCs/>
         </w:rPr>
-        <w:t>Fitabase</w:t>
-      </w:r>
-      <w:proofErr w:type="spellEnd"/>
+        <w:t xml:space="preserve"> </w:t>
+      </w:r>
+      <w:r>
+        <w:t xml:space="preserve">by Mobius for analysis involved addressing the organisation of the raw data files. Upon downloading, the zip file was found to contain two separate directories: </w:t>
+      </w:r>
+      <w:proofErr w:type="spellStart"/>
       <w:r>
         <w:rPr>
           <w:i/>
           <w:iCs/>
         </w:rPr>
-        <w:t xml:space="preserve"> Data 3.12.16-4.11.16</w:t>
-      </w:r>
-      <w:r>
-        <w:t xml:space="preserve"> and </w:t>
-      </w:r>
-      <w:proofErr w:type="spellStart"/>
+        <w:t>Fitabase</w:t>
+      </w:r>
+      <w:proofErr w:type="spellEnd"/>
       <w:r>
         <w:rPr>
           <w:i/>
           <w:iCs/>
         </w:rPr>
-        <w:t>Fitabase</w:t>
-      </w:r>
-      <w:proofErr w:type="spellEnd"/>
+        <w:t xml:space="preserve"> Data 3.12.16-4.11.16</w:t>
+      </w:r>
+      <w:r>
+        <w:t xml:space="preserve"> and </w:t>
+      </w:r>
+      <w:proofErr w:type="spellStart"/>
       <w:r>
         <w:rPr>
           <w:i/>
           <w:iCs/>
         </w:rPr>
+        <w:t>Fitabase</w:t>
+      </w:r>
+      <w:proofErr w:type="spellEnd"/>
+      <w:r>
+        <w:rPr>
+          <w:i/>
+          <w:iCs/>
+        </w:rPr>
         <w:t xml:space="preserve"> Data 4.12.16-5.12.16</w:t>
       </w:r>
       <w:r>
-        <w:t xml:space="preserve">. Each folder housed datasets that corresponded to specific date ranges, resulting in the relevant data being split between the two directories. </w:t>
-      </w:r>
-    </w:p>
-    <w:p>
-      <w:r>
-        <w:t>To ensure a seamless analysis process, it was necessary to merge these dataset into a single file. This was accomplished by developing a Python script, merge_csv.py, which automated the combination of the data from both directories. By consolidating the datasets, subsequent data cleaning and analysis could be performed more efficiently and accurately.</w:t>
+        <w:t xml:space="preserve">. Each folder </w:t>
+      </w:r>
+      <w:r>
+        <w:t>stored</w:t>
+      </w:r>
+      <w:r>
+        <w:t xml:space="preserve"> datasets that corresponded to specific date ranges, resulting in the relevant data being split between the two directories. To ensure a seamless </w:t>
+      </w:r>
+      <w:r>
+        <w:t>cleaning</w:t>
+      </w:r>
+      <w:r>
+        <w:t xml:space="preserve"> process, it was necessary to </w:t>
+      </w:r>
+      <w:r>
+        <w:t xml:space="preserve">first merge each related files into a single file. </w:t>
+      </w:r>
+    </w:p>
+    <w:p>
+      <w:r>
+        <w:t xml:space="preserve">This was accomplished by developing a Python script, </w:t>
+      </w:r>
+      <w:r>
+        <w:rPr>
+          <w:i/>
+          <w:iCs/>
+        </w:rPr>
+        <w:t>merge_</w:t>
+      </w:r>
+      <w:r>
+        <w:rPr>
+          <w:i/>
+          <w:iCs/>
+        </w:rPr>
+        <w:t>files</w:t>
+      </w:r>
+      <w:r>
+        <w:rPr>
+          <w:i/>
+          <w:iCs/>
+        </w:rPr>
+        <w:t>.py</w:t>
+      </w:r>
+      <w:r>
+        <w:t xml:space="preserve">. </w:t>
+      </w:r>
+      <w:r>
+        <w:t>By consolidating the datasets, subsequent data cleaning and analysis could be performed more efficiently and accurately.</w:t>
       </w:r>
     </w:p>
     <w:p/>
@@ -2721,7 +2903,13 @@
     <w:p/>
     <w:p>
       <w:r>
-        <w:t>Prior to analysis, each dataset underwent a comprehensive cleaning and transformati</w:t>
+        <w:t xml:space="preserve">Prior to analysis, each </w:t>
+      </w:r>
+      <w:r>
+        <w:t>datafile</w:t>
+      </w:r>
+      <w:r>
+        <w:t xml:space="preserve"> underwent a comprehensive cleaning and transformati</w:t>
       </w:r>
       <w:r>
         <w:t xml:space="preserve">ve </w:t>
@@ -2733,9 +2921,16 @@
         <w:t>s</w:t>
       </w:r>
       <w:r>
-        <w:t xml:space="preserve"> to ensure integrity and usability of the data.</w:t>
-      </w:r>
-    </w:p>
+        <w:t xml:space="preserve"> to ensure integrity and </w:t>
+      </w:r>
+      <w:r>
+        <w:t>accuracy</w:t>
+      </w:r>
+      <w:r>
+        <w:t xml:space="preserve"> of the data.</w:t>
+      </w:r>
+    </w:p>
+    <w:p/>
     <w:p>
       <w:pPr>
         <w:pStyle w:val="ListParagraph"/>
@@ -2756,7 +2951,7 @@
         <w:t>:</w:t>
       </w:r>
       <w:r>
-        <w:t xml:space="preserve"> Duplicate records were identified and deleted, to maintain the accuracy of results and subsequently prevent bias analysis. </w:t>
+        <w:t xml:space="preserve"> Duplicate records were identified and deleted to maintain the accuracy of results and subsequently prevent bias analysis. </w:t>
       </w:r>
     </w:p>
     <w:p>
@@ -2778,7 +2973,25 @@
         <w:t>:</w:t>
       </w:r>
       <w:r>
-        <w:t xml:space="preserve"> Date format was converted to the conventional Australia format. Furthermore, text-based timestamps were converted to into datetime fields, ensuring uniformity for time-related analyses.</w:t>
+        <w:t xml:space="preserve"> Date format</w:t>
+      </w:r>
+      <w:r>
+        <w:t>s</w:t>
+      </w:r>
+      <w:r>
+        <w:t xml:space="preserve"> </w:t>
+      </w:r>
+      <w:r>
+        <w:t>were standardised</w:t>
+      </w:r>
+      <w:r>
+        <w:t xml:space="preserve"> to the conventional Australia</w:t>
+      </w:r>
+      <w:r>
+        <w:t>n</w:t>
+      </w:r>
+      <w:r>
+        <w:t xml:space="preserve"> format.</w:t>
       </w:r>
     </w:p>
     <w:p>
@@ -2808,7 +3021,13 @@
       </w:r>
       <w:proofErr w:type="spellEnd"/>
       <w:r>
-        <w:t>’ originally consisting of both date and time information, were separated into distinct time and date columns to enable more precise time-series analysis.</w:t>
+        <w:t xml:space="preserve">’ originally consisting of both date and time information, were </w:t>
+      </w:r>
+      <w:r>
+        <w:t>divided</w:t>
+      </w:r>
+      <w:r>
+        <w:t xml:space="preserve"> into distinct time and date columns to enable more precise time-series analysis.</w:t>
       </w:r>
     </w:p>
     <w:p>
@@ -2965,21 +3184,58 @@
       </w:r>
     </w:p>
     <w:p>
-      <w:bookmarkStart w:id="6" w:name="_Hlk217039464"/>
-      <w:bookmarkEnd w:id="5"/>
-      <w:r>
-        <w:t xml:space="preserve">This process produced a consistent, reliable dataset suitable for statistical analysis and visualisation in Tableau. </w:t>
-      </w:r>
-    </w:p>
-    <w:bookmarkEnd w:id="6"/>
+      <w:pPr>
+        <w:rPr>
+          <w:i/>
+          <w:iCs/>
+          <w:sz w:val="21"/>
+          <w:szCs w:val="21"/>
+        </w:rPr>
+      </w:pPr>
+      <w:r>
+        <w:rPr>
+          <w:i/>
+          <w:iCs/>
+          <w:sz w:val="21"/>
+          <w:szCs w:val="21"/>
+        </w:rPr>
+        <w:t xml:space="preserve">*Full cleaning log can be found in </w:t>
+      </w:r>
+      <w:proofErr w:type="spellStart"/>
+      <w:r>
+        <w:rPr>
+          <w:i/>
+          <w:iCs/>
+          <w:sz w:val="21"/>
+          <w:szCs w:val="21"/>
+        </w:rPr>
+        <w:t>cleaning_</w:t>
+      </w:r>
+      <w:proofErr w:type="gramStart"/>
+      <w:r>
+        <w:rPr>
+          <w:i/>
+          <w:iCs/>
+          <w:sz w:val="21"/>
+          <w:szCs w:val="21"/>
+        </w:rPr>
+        <w:t>log.xslx</w:t>
+      </w:r>
+      <w:proofErr w:type="spellEnd"/>
+      <w:proofErr w:type="gramEnd"/>
+    </w:p>
+    <w:bookmarkEnd w:id="5"/>
+    <w:p/>
+    <w:p/>
     <w:p/>
     <w:p>
       <w:pPr>
         <w:pStyle w:val="Heading2"/>
         <w:ind w:firstLine="720"/>
       </w:pPr>
-      <w:bookmarkStart w:id="7" w:name="_Toc218192883"/>
-      <w:r>
+      <w:bookmarkStart w:id="6" w:name="_Toc218192883"/>
+      <w:r>
+        <w:lastRenderedPageBreak/>
         <w:t xml:space="preserve">3.3 </w:t>
       </w:r>
       <w:r>
@@ -2988,85 +3244,105 @@
       <w:r>
         <w:t>Limitations</w:t>
       </w:r>
+      <w:bookmarkEnd w:id="6"/>
+    </w:p>
+    <w:p/>
+    <w:p>
+      <w:r>
+        <w:t xml:space="preserve">A key limitation of this project is the substantial volume of missing data across all data files. This likely </w:t>
+      </w:r>
+      <w:r>
+        <w:t>affect</w:t>
+      </w:r>
+      <w:r>
+        <w:t>ed</w:t>
+      </w:r>
+      <w:r>
+        <w:t xml:space="preserve"> the </w:t>
+      </w:r>
+      <w:r>
+        <w:t>capacity</w:t>
+      </w:r>
+      <w:r>
+        <w:t xml:space="preserve"> to perform certain analyses and </w:t>
+      </w:r>
+      <w:r>
+        <w:t xml:space="preserve">thus </w:t>
+      </w:r>
+      <w:r>
+        <w:t xml:space="preserve">may </w:t>
+      </w:r>
+      <w:r>
+        <w:t xml:space="preserve">have </w:t>
+      </w:r>
+      <w:r>
+        <w:t>influence the representativeness of the findings. As a result, the conclusions should be interpreted with caution.</w:t>
+      </w:r>
+    </w:p>
+    <w:p/>
+    <w:p/>
+    <w:p/>
+    <w:p/>
+    <w:p/>
+    <w:p/>
+    <w:p/>
+    <w:p/>
+    <w:p/>
+    <w:p/>
+    <w:p/>
+    <w:p/>
+    <w:p/>
+    <w:p/>
+    <w:p/>
+    <w:p/>
+    <w:p/>
+    <w:p/>
+    <w:p/>
+    <w:p/>
+    <w:p/>
+    <w:p/>
+    <w:p/>
+    <w:p/>
+    <w:p/>
+    <w:p/>
+    <w:p/>
+    <w:p>
+      <w:pPr>
+        <w:pStyle w:val="Heading1"/>
+      </w:pPr>
+      <w:bookmarkStart w:id="7" w:name="_Toc218192884"/>
+      <w:r>
+        <w:t>4.0 Analysis Summary</w:t>
+      </w:r>
       <w:bookmarkEnd w:id="7"/>
-    </w:p>
-    <w:p/>
-    <w:p>
-      <w:r>
-        <w:lastRenderedPageBreak/>
-        <w:t>A key limitation of this project is the substantial volume of missing data across all data files. This likely affects the ability to perform certain analyses and may influence the representativeness of the findings. As a result, the conclusions should be interpreted with caution.</w:t>
-      </w:r>
-    </w:p>
-    <w:p/>
-    <w:p/>
-    <w:p/>
-    <w:p/>
-    <w:p/>
-    <w:p/>
-    <w:p/>
-    <w:p/>
-    <w:p/>
-    <w:p/>
-    <w:p/>
-    <w:p/>
-    <w:p/>
-    <w:p/>
-    <w:p/>
-    <w:p/>
-    <w:p/>
-    <w:p/>
-    <w:p/>
-    <w:p/>
-    <w:p/>
-    <w:p/>
-    <w:p/>
-    <w:p/>
-    <w:p/>
-    <w:p/>
-    <w:p/>
-    <w:p>
-      <w:pPr>
-        <w:pStyle w:val="Heading1"/>
-      </w:pPr>
-      <w:bookmarkStart w:id="8" w:name="_Toc218192884"/>
-      <w:r>
-        <w:lastRenderedPageBreak/>
-        <w:t>4.0 Analysis Summary</w:t>
-      </w:r>
-      <w:bookmarkEnd w:id="8"/>
     </w:p>
     <w:p>
       <w:pPr>
         <w:pStyle w:val="Heading2"/>
         <w:ind w:firstLine="720"/>
       </w:pPr>
-      <w:bookmarkStart w:id="9" w:name="_Toc218192885"/>
+      <w:bookmarkStart w:id="8" w:name="_Toc218192885"/>
       <w:r>
         <w:t>4.1</w:t>
       </w:r>
       <w:r>
         <w:t>Trends in Smart Device Usage</w:t>
       </w:r>
-      <w:bookmarkEnd w:id="9"/>
-    </w:p>
-    <w:p/>
-    <w:p>
-      <w:r>
-        <w:t xml:space="preserve">Over the course of the 90-day analysis period, results indicated that there were no significant improvements in overall health across all users, as measured by metrics </w:t>
-      </w:r>
-      <w:r>
-        <w:t>including</w:t>
-      </w:r>
-      <w:r>
-        <w:t xml:space="preserve"> weight loss, body mass index (BMI), </w:t>
-      </w:r>
-      <w:r>
-        <w:t xml:space="preserve">and </w:t>
-      </w:r>
-      <w:r>
-        <w:t>reductions in resting heart rate. However, a comparison between healthier and less healthy users revealed several notable trends:</w:t>
-      </w:r>
-    </w:p>
+      <w:bookmarkEnd w:id="8"/>
+    </w:p>
+    <w:p/>
+    <w:p>
+      <w:r>
+        <w:t>The 90-day analysis indicated no significant improvements in overall health among users, as measured by health metrics such as weight loss, BMI, and resting heart rate.</w:t>
+      </w:r>
+      <w:r>
+        <w:t xml:space="preserve"> </w:t>
+      </w:r>
+      <w:r>
+        <w:t>However, a comparison between healthier and less healthy users revealed several notable trends:</w:t>
+      </w:r>
+    </w:p>
+    <w:p/>
     <w:p>
       <w:pPr>
         <w:pStyle w:val="ListParagraph"/>
@@ -3076,7 +3352,19 @@
         </w:numPr>
       </w:pPr>
       <w:r>
-        <w:t>Users with lower body weight tended to take more steps and were generally more active than those with higher body weight.</w:t>
+        <w:t>Users with</w:t>
+      </w:r>
+      <w:r>
+        <w:t xml:space="preserve"> a</w:t>
+      </w:r>
+      <w:r>
+        <w:t xml:space="preserve"> lower body weight take more steps and were generally more active than those with</w:t>
+      </w:r>
+      <w:r>
+        <w:t xml:space="preserve"> a</w:t>
+      </w:r>
+      <w:r>
+        <w:t xml:space="preserve"> higher body weight.</w:t>
       </w:r>
       <w:r>
         <w:t xml:space="preserve"> [</w:t>
@@ -3100,13 +3388,28 @@
         </w:numPr>
       </w:pPr>
       <w:r>
-        <w:t>Healthier users, as defined by lower weight and BMI, slept more minutes on average compared to less healthy users.</w:t>
+        <w:t>Users with</w:t>
+      </w:r>
+      <w:r>
+        <w:t xml:space="preserve"> a</w:t>
+      </w:r>
+      <w:r>
+        <w:t xml:space="preserve"> lower body weight</w:t>
       </w:r>
       <w:r>
         <w:t xml:space="preserve"> </w:t>
       </w:r>
       <w:r>
-        <w:t>[</w:t>
+        <w:t>slept more minutes on average than those with</w:t>
+      </w:r>
+      <w:r>
+        <w:t xml:space="preserve"> a</w:t>
+      </w:r>
+      <w:r>
+        <w:t xml:space="preserve"> higher body weight.</w:t>
+      </w:r>
+      <w:r>
+        <w:t xml:space="preserve"> [</w:t>
       </w:r>
       <w:r>
         <w:rPr>
@@ -3127,7 +3430,25 @@
         </w:numPr>
       </w:pPr>
       <w:r>
-        <w:t>Users with higher body weight had a greater daily calorie intake than those who weighed less.</w:t>
+        <w:t xml:space="preserve">Users with </w:t>
+      </w:r>
+      <w:r>
+        <w:t xml:space="preserve">a </w:t>
+      </w:r>
+      <w:r>
+        <w:t xml:space="preserve">higher body weight had a greater daily calorie intake than those </w:t>
+      </w:r>
+      <w:r>
+        <w:t xml:space="preserve">a lesser body </w:t>
+      </w:r>
+      <w:r>
+        <w:t>weigh</w:t>
+      </w:r>
+      <w:r>
+        <w:t>t</w:t>
+      </w:r>
+      <w:r>
+        <w:t>.</w:t>
       </w:r>
       <w:r>
         <w:t xml:space="preserve"> </w:t>
@@ -3154,10 +3475,37 @@
         </w:numPr>
       </w:pPr>
       <w:r>
-        <w:t>Individuals with higher body weight also had fewer active days compared to their healthier counterparts.</w:t>
-      </w:r>
-      <w:r>
-        <w:t xml:space="preserve"> [</w:t>
+        <w:t xml:space="preserve">Users with </w:t>
+      </w:r>
+      <w:r>
+        <w:t xml:space="preserve">a </w:t>
+      </w:r>
+      <w:r>
+        <w:t>higher body weight</w:t>
+      </w:r>
+      <w:r>
+        <w:t xml:space="preserve"> had fewer active days </w:t>
+      </w:r>
+      <w:r>
+        <w:t xml:space="preserve">than those </w:t>
+      </w:r>
+      <w:r>
+        <w:t xml:space="preserve">a lesser body </w:t>
+      </w:r>
+      <w:r>
+        <w:t>weigh</w:t>
+      </w:r>
+      <w:r>
+        <w:t>t</w:t>
+      </w:r>
+      <w:r>
+        <w:t>.</w:t>
+      </w:r>
+      <w:r>
+        <w:t xml:space="preserve"> </w:t>
+      </w:r>
+      <w:r>
+        <w:t>[</w:t>
       </w:r>
       <w:r>
         <w:rPr>
@@ -3179,7 +3527,7 @@
         <w:pStyle w:val="Heading2"/>
         <w:ind w:firstLine="720"/>
       </w:pPr>
-      <w:bookmarkStart w:id="10" w:name="_Toc218192886"/>
+      <w:bookmarkStart w:id="9" w:name="_Toc218192886"/>
       <w:r>
         <w:t xml:space="preserve">4.2 </w:t>
       </w:r>
@@ -3194,12 +3542,20 @@
       <w:r>
         <w:t xml:space="preserve"> Customers</w:t>
       </w:r>
-      <w:bookmarkEnd w:id="10"/>
-    </w:p>
-    <w:p/>
-    <w:p>
-      <w:r>
-        <w:t xml:space="preserve">By applying these observed trends, Bellabeat can better anticipate how its customers might use their products. Understanding the differences among user types could inform the development of tailored features aimed at increasing engagement for each segment. For instance, specific functionalities could be designed to motivate </w:t>
+      <w:bookmarkEnd w:id="9"/>
+    </w:p>
+    <w:p/>
+    <w:p>
+      <w:r>
+        <w:t xml:space="preserve">These observed trends can help </w:t>
+      </w:r>
+      <w:proofErr w:type="spellStart"/>
+      <w:r>
+        <w:t>Bellabeat</w:t>
+      </w:r>
+      <w:proofErr w:type="spellEnd"/>
+      <w:r>
+        <w:t xml:space="preserve"> better anticipate how different customer demographics use its products. Understanding differences among user segments can inform the development of tailored features designed to increase engagement across the user base. For example, segment-specific functionalities could motivate </w:t>
       </w:r>
       <w:proofErr w:type="gramStart"/>
       <w:r>
@@ -3207,7 +3563,7 @@
       </w:r>
       <w:proofErr w:type="gramEnd"/>
       <w:r>
-        <w:t xml:space="preserve"> active users or to reward healthier behaviours, thus catering to the varying needs and habits of </w:t>
+        <w:t xml:space="preserve"> active users or reward healthier behaviours, thereby addressing the varying needs and habits of </w:t>
       </w:r>
       <w:proofErr w:type="spellStart"/>
       <w:r>
@@ -3215,52 +3571,10 @@
       </w:r>
       <w:proofErr w:type="spellEnd"/>
       <w:r>
-        <w:t xml:space="preserve"> diverse customer base.</w:t>
-      </w:r>
-    </w:p>
-    <w:p/>
-    <w:p>
-      <w:pPr>
-        <w:pStyle w:val="Heading2"/>
-        <w:ind w:left="720"/>
-      </w:pPr>
-      <w:bookmarkStart w:id="11" w:name="_Toc218192887"/>
-      <w:r>
-        <w:t>4.3</w:t>
-      </w:r>
-      <w:r>
-        <w:t xml:space="preserve"> </w:t>
-      </w:r>
-      <w:r>
-        <w:t xml:space="preserve">fluence on </w:t>
-      </w:r>
-      <w:proofErr w:type="spellStart"/>
-      <w:r>
-        <w:t>Bellabeat’s</w:t>
-      </w:r>
-      <w:proofErr w:type="spellEnd"/>
-      <w:r>
-        <w:t xml:space="preserve"> Marketing Strategy</w:t>
-      </w:r>
-      <w:bookmarkEnd w:id="11"/>
-    </w:p>
-    <w:p/>
-    <w:p>
-      <w:r>
-        <w:t xml:space="preserve">Insights from these usage trends should be integrated into </w:t>
-      </w:r>
-      <w:proofErr w:type="spellStart"/>
-      <w:r>
-        <w:t>Bellabeat’s</w:t>
-      </w:r>
-      <w:proofErr w:type="spellEnd"/>
-      <w:r>
-        <w:t xml:space="preserve"> marketing strategy. By </w:t>
-      </w:r>
-      <w:r>
-        <w:t>recognising the distinct profiles among users, the company can create targeted messaging and incentives that resonate with each group. This approach enables Bellabeat to address the unique motivations and challenges faced by different user segments, ultimately fostering greater product engagement and satisfaction.</w:t>
-      </w:r>
-    </w:p>
+        <w:t xml:space="preserve"> diverse customers. Collectively, these improvements may increase user satisfaction and support growth in overall user adoption.</w:t>
+      </w:r>
+    </w:p>
+    <w:p/>
     <w:p/>
     <w:p/>
     <w:p/>
@@ -3270,7 +3584,7 @@
       <w:pPr>
         <w:pStyle w:val="Heading1"/>
       </w:pPr>
-      <w:bookmarkStart w:id="12" w:name="_Toc218192888"/>
+      <w:bookmarkStart w:id="10" w:name="_Toc218192888"/>
       <w:r>
         <w:rPr>
           <w:noProof/>
@@ -3349,13 +3663,13 @@
       <w:r>
         <w:t xml:space="preserve"> &amp; Key Insights</w:t>
       </w:r>
-      <w:bookmarkEnd w:id="12"/>
+      <w:bookmarkEnd w:id="10"/>
     </w:p>
     <w:p>
       <w:pPr>
         <w:pStyle w:val="Heading3"/>
       </w:pPr>
-      <w:bookmarkStart w:id="13" w:name="_Toc218192889"/>
+      <w:bookmarkStart w:id="11" w:name="_Toc218192889"/>
       <w:r>
         <w:t xml:space="preserve">Figure 1: </w:t>
       </w:r>
@@ -3363,7 +3677,7 @@
       <w:r>
         <w:t>abcd</w:t>
       </w:r>
-      <w:bookmarkEnd w:id="13"/>
+      <w:bookmarkEnd w:id="11"/>
       <w:proofErr w:type="spellEnd"/>
       <w:r>
         <w:t xml:space="preserve"> NOT HEADING LOLOL</w:t>
@@ -3377,111 +3691,125 @@
         </w:rPr>
       </w:pPr>
       <w:r>
+        <w:t>“</w:t>
+      </w:r>
+      <w:r>
         <w:rPr>
           <w:noProof/>
         </w:rPr>
-        <w:t>Analysis of 90-Day Weight Timeline</w:t>
-      </w:r>
-    </w:p>
-    <w:p>
-      <w:pPr>
+        <w:t>90-day weight timeline</w:t>
+      </w:r>
+      <w:r>
+        <w:t>” illustrates the variations in weight over the 90-day period for all users, revealing a</w:t>
+      </w:r>
+      <w:r>
         <w:rPr>
           <w:noProof/>
         </w:rPr>
-      </w:pPr>
+        <w:t xml:space="preserve"> </w:t>
+      </w:r>
       <w:r>
         <w:rPr>
           <w:noProof/>
         </w:rPr>
-        <w:t>The graph depicting the 90-day weight timeline demonstrates a consistent, flat linear trend in users body wieght across all users throughout the 90-day period. Indicating, apart fromt the anomolies, no significant fluctuation in body weight during the analysis timeframe.</w:t>
-      </w:r>
-    </w:p>
-    <w:p>
-      <w:pPr>
+        <w:t>steady</w:t>
+      </w:r>
+      <w:r>
         <w:rPr>
           <w:noProof/>
         </w:rPr>
-      </w:pPr>
-    </w:p>
-    <w:p>
-      <w:pPr>
+        <w:t xml:space="preserve"> flat linear trend</w:t>
+      </w:r>
+      <w:r>
         <w:rPr>
           <w:noProof/>
         </w:rPr>
-      </w:pPr>
+        <w:t xml:space="preserve">. </w:t>
+      </w:r>
       <w:r>
         <w:rPr>
           <w:noProof/>
         </w:rPr>
-        <w:t>Anomalies in data Collection</w:t>
-      </w:r>
-    </w:p>
-    <w:p>
-      <w:pPr>
-        <w:rPr>
+        <w:t>Indicating, apart fromt the anomolies, no significant fluctuation in body weight during the analysis timeframe.</w:t>
+      </w:r>
+    </w:p>
+    <w:p>
+      <w:pPr>
+        <w:rPr>
+          <w:b/>
+          <w:bCs/>
           <w:noProof/>
         </w:rPr>
       </w:pPr>
       <w:r>
         <w:rPr>
+          <w:b/>
+          <w:bCs/>
           <w:noProof/>
         </w:rPr>
-        <w:t xml:space="preserve">Notable, two users - </w:t>
-      </w:r>
-      <w:r>
-        <w:t>6922181067 and 8877689391</w:t>
-      </w:r>
-      <w:r>
+        <w:t>Implication</w:t>
+      </w:r>
+    </w:p>
+    <w:p>
+      <w:pPr>
         <w:rPr>
           <w:noProof/>
         </w:rPr>
-        <w:t xml:space="preserve"> – showed an unusual spike in their recorded weight on the 12</w:t>
-      </w:r>
+      </w:pPr>
       <w:r>
         <w:rPr>
           <w:noProof/>
-          <w:vertAlign w:val="superscript"/>
-        </w:rPr>
-        <w:t>th</w:t>
-      </w:r>
-      <w:r>
+        </w:rPr>
+        <w:t xml:space="preserve">The observed stability in user weight over the 90-day period is unexpected given that these individuals are users of a fitness product. Depending on individual fitness goals, a gradual increase or decrease in body weight would typically be anticipated over a period of this length; however, no such trend is evident. </w:t>
+      </w:r>
+    </w:p>
+    <w:p>
+      <w:pPr>
         <w:rPr>
           <w:noProof/>
         </w:rPr>
-        <w:t xml:space="preserve"> of April, where their weight had approximately doubled before returning to its original value within a single day. Such rapid and extreme changes are not physiologically possible and strongly suggest an input error. Therefore, these anomalies should be disregarded in the overall analysis. </w:t>
-      </w:r>
-    </w:p>
-    <w:p>
-      <w:pPr>
+      </w:pPr>
+      <w:r>
         <w:rPr>
           <w:noProof/>
         </w:rPr>
-      </w:pPr>
-      <w:r>
-        <w:rPr>
+        <w:t>Further investigation is therefore warranted to better understand user motivations for purchasing fitness products in the absence of measurable health improvements. One possible explanation is that some consumers use these products for aesthetic reasons or to reinforce a fitness-oriented self-identity rather than to achieve specific health outcomes.</w:t>
+      </w:r>
+    </w:p>
+    <w:p>
+      <w:pPr>
+        <w:rPr>
+          <w:b/>
+          <w:bCs/>
           <w:noProof/>
         </w:rPr>
-        <w:t>Implication for user Behaviour</w:t>
-      </w:r>
-    </w:p>
-    <w:p>
-      <w:pPr>
-        <w:rPr>
+      </w:pPr>
+      <w:r>
+        <w:rPr>
+          <w:b/>
+          <w:bCs/>
           <w:noProof/>
         </w:rPr>
-      </w:pPr>
-      <w:r>
+        <w:t>Anomalies</w:t>
+      </w:r>
+    </w:p>
+    <w:p>
+      <w:pPr>
         <w:rPr>
           <w:noProof/>
         </w:rPr>
-        <w:t xml:space="preserve">The persistent stabliltiy in user weight over the 90-day period is very unexpected, considering these are users using a fitness product marketed as a tool in which helps users get healthier. Where, typically one might anticipate more fluctuations in wieght among users engaging with fitness products over a significant period of time. However, the graph clearly states otherwise. </w:t>
-      </w:r>
+      </w:pPr>
       <w:r>
         <w:rPr>
           <w:noProof/>
         </w:rPr>
-        <w:lastRenderedPageBreak/>
-        <w:t>Raising the question to why would users buy this product if not for health benefits. Exploring this aspect falls outside the scope of the current analysis and would require additional investigation.</w:t>
+        <w:t>Notably, two users (IDs 6922181067 and 8877689391) exhibited an anomalous spike in recorded weight on 12 April, with values approximately doubling before returning to baseline within a single day. Such rapid and extreme fluctuations are not physiologically plausible and are indicative of a data entry or measurement error. Accordingly, these observations should be excluded from the overall analysis.</w:t>
+      </w:r>
+      <w:r>
+        <w:rPr>
+          <w:noProof/>
+        </w:rPr>
+        <w:t xml:space="preserve"> </w:t>
       </w:r>
     </w:p>
     <w:p/>
@@ -3588,7 +3916,7 @@
       <w:pPr>
         <w:pStyle w:val="Heading3"/>
       </w:pPr>
-      <w:bookmarkStart w:id="14" w:name="_Toc218192890"/>
+      <w:bookmarkStart w:id="12" w:name="_Toc218192890"/>
       <w:r>
         <w:t xml:space="preserve">Figure 2: </w:t>
       </w:r>
@@ -3596,95 +3924,48 @@
       <w:r>
         <w:t>absdfsdf</w:t>
       </w:r>
-      <w:bookmarkEnd w:id="14"/>
+      <w:bookmarkEnd w:id="12"/>
       <w:proofErr w:type="spellEnd"/>
     </w:p>
     <w:p/>
     <w:p>
       <w:r>
-        <w:t>Analysis of Weight Vs. Activity Measures.</w:t>
-      </w:r>
-    </w:p>
-    <w:p>
-      <w:r>
-        <w:t xml:space="preserve">The graph depicting weight in relation to the various activity measures – including total steps, total distance and total active minutes – shows a negative correlation between individual users’ weight and their levels of activity. However, due to the data points being widely dispersed, it indicates a weak relationship. This suggest that while increased activity may be associated with lower wight in users, activity alone does not strongly predict weight outcomes in this dataset. </w:t>
-      </w:r>
-    </w:p>
-    <w:p>
-      <w:r>
-        <w:t xml:space="preserve">It is important to interpret these findings with caution, as the dataset contains a small sample size and inconsistences in tracking behaviour undermining the reliability of the observed trend. </w:t>
-      </w:r>
-    </w:p>
-    <w:p>
-      <w:pPr>
-        <w:rPr>
-          <w:noProof/>
-        </w:rPr>
-      </w:pPr>
-      <w:r>
-        <w:rPr>
-          <w:noProof/>
-        </w:rPr>
-        <w:t>Implication for marketing team</w:t>
-      </w:r>
-    </w:p>
-    <w:p>
-      <w:pPr>
-        <w:rPr>
-          <w:noProof/>
-        </w:rPr>
-      </w:pPr>
-      <w:r>
-        <w:rPr>
-          <w:noProof/>
-        </w:rPr>
-        <w:t>These findings support the potential for categorising of users to form more effective marketing approaches. One possible segmentation could be:</w:t>
-      </w:r>
-    </w:p>
-    <w:p>
-      <w:pPr>
-        <w:pStyle w:val="ListParagraph"/>
-        <w:numPr>
-          <w:ilvl w:val="0"/>
-          <w:numId w:val="14"/>
-        </w:numPr>
-        <w:rPr>
-          <w:noProof/>
-        </w:rPr>
-      </w:pPr>
-      <w:r>
-        <w:rPr>
-          <w:noProof/>
-        </w:rPr>
-        <w:t>Category 1: Users who exceed the medically overweight threshold. Based on the data, these users are less likely to utlisied the products activit features extensively, Suggestting they mainly buy/use the product for a different purpose.</w:t>
-      </w:r>
-    </w:p>
-    <w:p>
-      <w:pPr>
-        <w:pStyle w:val="ListParagraph"/>
-        <w:numPr>
-          <w:ilvl w:val="0"/>
-          <w:numId w:val="14"/>
-        </w:numPr>
-      </w:pPr>
-      <w:r>
-        <w:t>Category 2: Users whose weight or BMI falls below the medically defined normal weight threshold. These individuals demonstrate higher engagement with the product’s activity functions.</w:t>
-      </w:r>
-    </w:p>
-    <w:p>
-      <w:r>
-        <w:t>Further investigation is necessary to fully understand how each category interacts with the product. This deeper insight would enable the development of tailored marketing strategies that address the specific needs and behaviours of each group.</w:t>
-      </w:r>
-    </w:p>
-    <w:p/>
-    <w:p/>
-    <w:p/>
-    <w:p/>
+        <w:t>“Weight vs. Activity Measures” illustrates the relationship between body weight and various activity metrics, including total steps, total distance, and total active minutes. Across all three visualisations, a negative association is observed between individual users’ body weight and activity levels, suggesting that higher activity levels are associated with lower body weight. However, the wide dispersion of data points indicates that this relationship is weak.</w:t>
+      </w:r>
+    </w:p>
+    <w:p>
+      <w:r>
+        <w:t>Additionally, the visualisations suggest potential differences in product usage patterns between higher-weight and lower-weight users.</w:t>
+      </w:r>
+    </w:p>
+    <w:p>
+      <w:pPr>
+        <w:rPr>
+          <w:b/>
+          <w:bCs/>
+        </w:rPr>
+      </w:pPr>
+      <w:r>
+        <w:rPr>
+          <w:b/>
+          <w:bCs/>
+        </w:rPr>
+        <w:t>Implications</w:t>
+      </w:r>
+    </w:p>
+    <w:p>
+      <w:r>
+        <w:t>These findings support the segmentation of users to inform tailored marketing and product strategies that address differing user needs and behaviours. Such segmentation has the potential to improve user satisfaction and support growth in the overall user base.</w:t>
+      </w:r>
+      <w:r>
+        <w:t xml:space="preserve"> </w:t>
+      </w:r>
+    </w:p>
     <w:p>
       <w:pPr>
         <w:pStyle w:val="Heading3"/>
       </w:pPr>
-      <w:bookmarkStart w:id="15" w:name="_Toc218192891"/>
+      <w:bookmarkStart w:id="13" w:name="_Toc218192891"/>
       <w:r>
         <w:rPr>
           <w:noProof/>
@@ -3761,101 +4042,139 @@
       <w:r>
         <w:t>afdasfdfsdaf</w:t>
       </w:r>
-      <w:bookmarkEnd w:id="15"/>
+      <w:bookmarkEnd w:id="13"/>
       <w:proofErr w:type="spellEnd"/>
-    </w:p>
-    <w:p/>
-    <w:p>
-      <w:r>
-        <w:t xml:space="preserve">The graph illustrates the relationship between user weight and total minutes asleep over the 90-day period. The data points show a </w:t>
+      <w:r>
+        <w:t xml:space="preserve"> () other way around </w:t>
       </w:r>
       <w:proofErr w:type="gramStart"/>
       <w:r>
-        <w:t>wide spread</w:t>
+        <w:t>axis  nigger</w:t>
       </w:r>
       <w:proofErr w:type="gramEnd"/>
-      <w:r>
-        <w:t>, but the trend line slopes downward, indicating that users with higher body weights tended to record fewer minutes asleep overall. However, the pattern is weak due to the small number of users and the significant variability between individuals. Some lighter users logged comparatively low sleep totals, while some heavier users logged moderate amounts of sleep, suggesting no strong or consistent association. These inconsistencies imply that factors outside of weight—such as lifestyle, device wear habits, or sleep-tracking accuracy—likely influenced the recorded sleep duration. Overall, the trend suggests a possible negative relationship, but the data is too limited and scattered to draw reliable conclusions.</w:t>
-      </w:r>
-    </w:p>
-    <w:p/>
-    <w:p/>
-    <w:p/>
-    <w:p/>
-    <w:p/>
-    <w:p/>
-    <w:p/>
-    <w:p/>
-    <w:p/>
-    <w:p/>
-    <w:p/>
-    <w:p/>
-    <w:p/>
-    <w:p/>
-    <w:p/>
-    <w:p/>
-    <w:p/>
-    <w:p/>
-    <w:p/>
-    <w:p/>
-    <w:p/>
-    <w:p/>
-    <w:p/>
-    <w:p/>
-    <w:p/>
-    <w:p/>
-    <w:p/>
-    <w:p/>
-    <w:p/>
-    <w:p/>
-    <w:p/>
-    <w:p>
-      <w:pPr>
-        <w:pStyle w:val="Heading1"/>
-      </w:pPr>
-      <w:bookmarkStart w:id="16" w:name="_Toc218192892"/>
-      <w:r>
-        <w:t>6.0 Recommendations</w:t>
-      </w:r>
-      <w:bookmarkEnd w:id="16"/>
-    </w:p>
-    <w:p/>
-    <w:p>
-      <w:r>
-        <w:t>Based on the analysis of user behaviour and engagement data, the following recommendations are proposed for the Bellabeat marketing team:</w:t>
-      </w:r>
-    </w:p>
-    <w:p>
-      <w:pPr>
-        <w:ind w:firstLine="720"/>
-      </w:pPr>
-      <w:r>
+    </w:p>
+    <w:p/>
+    <w:p>
+      <w:r>
+        <w:t xml:space="preserve">“Weight vs. </w:t>
+      </w:r>
+      <w:r>
+        <w:t>Minutes Asleep</w:t>
+      </w:r>
+      <w:r>
+        <w:t xml:space="preserve">” illustrates the relationship between body weight and </w:t>
+      </w:r>
+      <w:r>
+        <w:t>sleep duration</w:t>
+      </w:r>
+      <w:r>
+        <w:t>. A</w:t>
+      </w:r>
+      <w:r>
+        <w:t xml:space="preserve"> negative association is observed between individual users’ body weight and </w:t>
+      </w:r>
+      <w:r>
+        <w:t xml:space="preserve">sleep duration, </w:t>
+      </w:r>
+      <w:r>
+        <w:t xml:space="preserve">suggesting that </w:t>
+      </w:r>
+      <w:r>
+        <w:t>longer sleep duration</w:t>
+      </w:r>
+      <w:r>
+        <w:t xml:space="preserve"> </w:t>
+      </w:r>
+      <w:r>
+        <w:t>is</w:t>
+      </w:r>
+      <w:r>
+        <w:t xml:space="preserve"> associated with</w:t>
+      </w:r>
+      <w:r>
+        <w:t xml:space="preserve"> a</w:t>
+      </w:r>
+      <w:r>
+        <w:t xml:space="preserve"> lower body weight. However, the wide dispersion of data points indicates that this relationship is weak.</w:t>
+      </w:r>
+    </w:p>
+    <w:p>
+      <w:pPr>
         <w:rPr>
           <w:b/>
           <w:bCs/>
         </w:rPr>
-        <w:t>1. Emphasise product aesthetics alongside health-tracking functionality</w:t>
-      </w:r>
-      <w:r>
-        <w:br/>
-        <w:t>The analysis suggests that users may be engaging with Bellabeat products more as lifestyle or fashion accessories than as dedicated fitness devices, as indicated by the minimal changes in weight across the 90-day period. To align with this behaviour and broaden market appeal, Bellabeat could position its products as aesthetically pleasing wearables that complement personal style while still offering meaningful health-tracking features.</w:t>
-      </w:r>
-    </w:p>
-    <w:p>
-      <w:pPr>
-        <w:ind w:firstLine="720"/>
       </w:pPr>
       <w:r>
         <w:rPr>
           <w:b/>
           <w:bCs/>
         </w:rPr>
-        <w:lastRenderedPageBreak/>
-        <w:t>2. Segment users based on behaviour patterns to improve personalisation</w:t>
-      </w:r>
-      <w:r>
-        <w:br/>
-        <w:t>User activity levels and engagement vary significantly across the dataset, indicating that different user groups interact with the device in different ways. By segmenting users—such as by activity patterns, engagement levels, or general wellness profiles—the marketing and product teams can tailor in-app experiences, notifications, and feature visibility to better meet user needs. Further investigation is recommended to determine which types of personalisation are most effective for each user segment.</w:t>
+        <w:t>Implications</w:t>
+      </w:r>
+    </w:p>
+    <w:p>
+      <w:r>
+        <w:t xml:space="preserve">These findings </w:t>
+      </w:r>
+      <w:r>
+        <w:t xml:space="preserve">further </w:t>
+      </w:r>
+      <w:r>
+        <w:t xml:space="preserve">support the segmentation of users to inform tailored marketing and product strategies that address differing user needs and behaviours. </w:t>
+      </w:r>
+    </w:p>
+    <w:p/>
+    <w:p/>
+    <w:p/>
+    <w:p/>
+    <w:p/>
+    <w:p/>
+    <w:p/>
+    <w:p/>
+    <w:p/>
+    <w:p/>
+    <w:p/>
+    <w:p/>
+    <w:p/>
+    <w:p/>
+    <w:p/>
+    <w:p/>
+    <w:p/>
+    <w:p/>
+    <w:p/>
+    <w:p/>
+    <w:p/>
+    <w:p/>
+    <w:p/>
+    <w:p/>
+    <w:p/>
+    <w:p/>
+    <w:p/>
+    <w:p/>
+    <w:p/>
+    <w:p>
+      <w:pPr>
+        <w:pStyle w:val="Heading1"/>
+      </w:pPr>
+      <w:bookmarkStart w:id="14" w:name="_Toc218192892"/>
+      <w:r>
+        <w:t>6.0 Recommendations</w:t>
+      </w:r>
+      <w:bookmarkEnd w:id="14"/>
+    </w:p>
+    <w:p/>
+    <w:p>
+      <w:r>
+        <w:t xml:space="preserve">Based on the analysis of user behaviour and engagement data, the following recommendations are proposed for the </w:t>
+      </w:r>
+      <w:proofErr w:type="spellStart"/>
+      <w:r>
+        <w:t>Bellabeat</w:t>
+      </w:r>
+      <w:proofErr w:type="spellEnd"/>
+      <w:r>
+        <w:t xml:space="preserve"> marketing team:</w:t>
       </w:r>
     </w:p>
     <w:p>
@@ -3863,21 +4182,305 @@
         <w:ind w:firstLine="720"/>
       </w:pPr>
       <w:r>
+        <w:t>1. Segment Users Based on Activity and Health Engagement</w:t>
+      </w:r>
+    </w:p>
+    <w:p>
+      <w:pPr>
         <w:rPr>
           <w:b/>
           <w:bCs/>
         </w:rPr>
-        <w:t>3. Leverage sleep-related insights to enhance product value and marketing appeal</w:t>
-      </w:r>
-      <w:r>
-        <w:br/>
-        <w:t>While the relationship between weight and sleep duration was not strongly conclusive, the trends observed suggest potential value in further exploring sleep behaviours. Enhancing sleep-tracking features, providing personalised sleep insights, and highlighting sleep analytics in marketing materials may strengthen user engagement. Positioning Bellabeat as a holistic wellness companion—rather than solely a fitness tracker—could appeal to a broader audience interested in overall wellbeing.</w:t>
-      </w:r>
-    </w:p>
-    <w:p/>
-    <w:p/>
-    <w:p/>
-    <w:p/>
+      </w:pPr>
+      <w:r>
+        <w:rPr>
+          <w:b/>
+          <w:bCs/>
+        </w:rPr>
+        <w:t>Insight:</w:t>
+      </w:r>
+    </w:p>
+    <w:p>
+      <w:r>
+        <w:t>Analysis indicates significant variation in activity levels and health outcomes across the user base. While some users demonstrate consistent engagement and higher activity levels, others show minimal changes in weight and health metrics over the 90-day period.</w:t>
+      </w:r>
+    </w:p>
+    <w:p>
+      <w:pPr>
+        <w:rPr>
+          <w:b/>
+          <w:bCs/>
+        </w:rPr>
+      </w:pPr>
+      <w:r>
+        <w:rPr>
+          <w:b/>
+          <w:bCs/>
+        </w:rPr>
+        <w:t>Recommendation:</w:t>
+      </w:r>
+    </w:p>
+    <w:p>
+      <w:proofErr w:type="spellStart"/>
+      <w:r>
+        <w:t>Bellabeat</w:t>
+      </w:r>
+      <w:proofErr w:type="spellEnd"/>
+      <w:r>
+        <w:t xml:space="preserve"> should categorise users into distinct segments based on activity intensity and engagement patterns, such as:</w:t>
+      </w:r>
+    </w:p>
+    <w:p>
+      <w:pPr>
+        <w:pStyle w:val="ListParagraph"/>
+        <w:numPr>
+          <w:ilvl w:val="0"/>
+          <w:numId w:val="15"/>
+        </w:numPr>
+      </w:pPr>
+      <w:r>
+        <w:lastRenderedPageBreak/>
+        <w:t>Highly active users</w:t>
+      </w:r>
+    </w:p>
+    <w:p>
+      <w:pPr>
+        <w:pStyle w:val="ListParagraph"/>
+        <w:numPr>
+          <w:ilvl w:val="0"/>
+          <w:numId w:val="15"/>
+        </w:numPr>
+      </w:pPr>
+      <w:r>
+        <w:t>Moderately active users</w:t>
+      </w:r>
+    </w:p>
+    <w:p>
+      <w:pPr>
+        <w:pStyle w:val="ListParagraph"/>
+        <w:numPr>
+          <w:ilvl w:val="0"/>
+          <w:numId w:val="15"/>
+        </w:numPr>
+      </w:pPr>
+      <w:r>
+        <w:t>Low-activity users</w:t>
+      </w:r>
+    </w:p>
+    <w:p>
+      <w:r>
+        <w:t>This segmentation would enable more targeted product experiences and communications, improving relevance and engagement for each group.</w:t>
+      </w:r>
+    </w:p>
+    <w:p/>
+    <w:p>
+      <w:pPr>
+        <w:ind w:firstLine="720"/>
+      </w:pPr>
+      <w:r>
+        <w:t>2. Develop Tailored Features to Encourage Health Outcomes</w:t>
+      </w:r>
+    </w:p>
+    <w:p>
+      <w:pPr>
+        <w:rPr>
+          <w:b/>
+          <w:bCs/>
+        </w:rPr>
+      </w:pPr>
+      <w:r>
+        <w:rPr>
+          <w:b/>
+          <w:bCs/>
+        </w:rPr>
+        <w:t>Insight:</w:t>
+      </w:r>
+    </w:p>
+    <w:p>
+      <w:r>
+        <w:t>Despite using a fitness product, many users showed little to no change in key health indicators such as weight, BMI, or resting heart rate, suggesting that current features may not sufficiently motivate behavioural change for all users.</w:t>
+      </w:r>
+    </w:p>
+    <w:p>
+      <w:pPr>
+        <w:rPr>
+          <w:b/>
+          <w:bCs/>
+        </w:rPr>
+      </w:pPr>
+      <w:r>
+        <w:rPr>
+          <w:b/>
+          <w:bCs/>
+        </w:rPr>
+        <w:t>Recommendation:</w:t>
+      </w:r>
+    </w:p>
+    <w:p>
+      <w:proofErr w:type="spellStart"/>
+      <w:r>
+        <w:t>Bellabeat</w:t>
+      </w:r>
+      <w:proofErr w:type="spellEnd"/>
+      <w:r>
+        <w:t xml:space="preserve"> should introduce segment-specific features, including:</w:t>
+      </w:r>
+    </w:p>
+    <w:p>
+      <w:pPr>
+        <w:pStyle w:val="ListParagraph"/>
+        <w:numPr>
+          <w:ilvl w:val="0"/>
+          <w:numId w:val="16"/>
+        </w:numPr>
+      </w:pPr>
+      <w:r>
+        <w:t xml:space="preserve">Motivational prompts and achievable </w:t>
+      </w:r>
+      <w:proofErr w:type="gramStart"/>
+      <w:r>
+        <w:t>goal-setting</w:t>
+      </w:r>
+      <w:proofErr w:type="gramEnd"/>
+      <w:r>
+        <w:t xml:space="preserve"> for low-activity users</w:t>
+      </w:r>
+    </w:p>
+    <w:p>
+      <w:pPr>
+        <w:pStyle w:val="ListParagraph"/>
+        <w:numPr>
+          <w:ilvl w:val="0"/>
+          <w:numId w:val="16"/>
+        </w:numPr>
+      </w:pPr>
+      <w:r>
+        <w:t>Progressive challenges and milestone rewards for moderately active users</w:t>
+      </w:r>
+    </w:p>
+    <w:p>
+      <w:pPr>
+        <w:pStyle w:val="ListParagraph"/>
+        <w:numPr>
+          <w:ilvl w:val="0"/>
+          <w:numId w:val="16"/>
+        </w:numPr>
+      </w:pPr>
+      <w:r>
+        <w:t>Advanced performance insights and achievement tracking for highly active users</w:t>
+      </w:r>
+    </w:p>
+    <w:p>
+      <w:r>
+        <w:t>These tailored features may help drive sustained engagement and encourage measurable health improvements across different user segments.</w:t>
+      </w:r>
+    </w:p>
+    <w:p/>
+    <w:p>
+      <w:pPr>
+        <w:ind w:firstLine="720"/>
+      </w:pPr>
+      <w:r>
+        <w:t>3. Align Marketing Messaging with Diverse User Motivations</w:t>
+      </w:r>
+    </w:p>
+    <w:p>
+      <w:pPr>
+        <w:rPr>
+          <w:b/>
+          <w:bCs/>
+        </w:rPr>
+      </w:pPr>
+      <w:r>
+        <w:rPr>
+          <w:b/>
+          <w:bCs/>
+        </w:rPr>
+        <w:t>Insight:</w:t>
+      </w:r>
+    </w:p>
+    <w:p>
+      <w:r>
+        <w:t xml:space="preserve">The lack of measurable health changes among some users suggests that not all consumers engage with </w:t>
+      </w:r>
+      <w:proofErr w:type="spellStart"/>
+      <w:r>
+        <w:t>Bellabeat</w:t>
+      </w:r>
+      <w:proofErr w:type="spellEnd"/>
+      <w:r>
+        <w:t xml:space="preserve"> products primarily for health improvement. Alternative motivations, such as aesthetic goals or identity reinforcement, may influence usage.</w:t>
+      </w:r>
+    </w:p>
+    <w:p>
+      <w:pPr>
+        <w:rPr>
+          <w:b/>
+          <w:bCs/>
+        </w:rPr>
+      </w:pPr>
+      <w:r>
+        <w:rPr>
+          <w:b/>
+          <w:bCs/>
+        </w:rPr>
+        <w:t>Recommendation:</w:t>
+      </w:r>
+    </w:p>
+    <w:p>
+      <w:r>
+        <w:t>Marketing strategies should reflect varied user motivations by:</w:t>
+      </w:r>
+    </w:p>
+    <w:p>
+      <w:pPr>
+        <w:pStyle w:val="ListParagraph"/>
+        <w:numPr>
+          <w:ilvl w:val="0"/>
+          <w:numId w:val="17"/>
+        </w:numPr>
+      </w:pPr>
+      <w:r>
+        <w:t>Promoting lifestyle, wellness identity, and aesthetic benefits alongside health outcomes</w:t>
+      </w:r>
+    </w:p>
+    <w:p>
+      <w:pPr>
+        <w:pStyle w:val="ListParagraph"/>
+        <w:numPr>
+          <w:ilvl w:val="0"/>
+          <w:numId w:val="17"/>
+        </w:numPr>
+      </w:pPr>
+      <w:r>
+        <w:t>Highlighting personalisation and habit-building rather than weight loss alone</w:t>
+      </w:r>
+    </w:p>
+    <w:p>
+      <w:pPr>
+        <w:pStyle w:val="ListParagraph"/>
+        <w:numPr>
+          <w:ilvl w:val="0"/>
+          <w:numId w:val="17"/>
+        </w:numPr>
+      </w:pPr>
+      <w:r>
+        <w:t xml:space="preserve">Positioning </w:t>
+      </w:r>
+      <w:proofErr w:type="spellStart"/>
+      <w:r>
+        <w:t>Bellabeat</w:t>
+      </w:r>
+      <w:proofErr w:type="spellEnd"/>
+      <w:r>
+        <w:t xml:space="preserve"> as a holistic wellness companion rather than solely a fitness tracker</w:t>
+      </w:r>
+    </w:p>
+    <w:p>
+      <w:r>
+        <w:t>This broader positioning may resonate with a wider audience and support growth in user adoption.</w:t>
+      </w:r>
+    </w:p>
     <w:p/>
     <w:p/>
     <w:p/>
@@ -3891,43 +4494,74 @@
       <w:pPr>
         <w:pStyle w:val="Heading1"/>
       </w:pPr>
-      <w:bookmarkStart w:id="17" w:name="_Toc218192893"/>
+      <w:bookmarkStart w:id="15" w:name="_Toc218192893"/>
       <w:r>
         <w:t>7.0 Conclusion</w:t>
       </w:r>
-      <w:bookmarkEnd w:id="17"/>
-    </w:p>
-    <w:p>
-      <w:r>
-        <w:t>This analysis explored user activity, sleep patterns, and engagement with Bellabeat products to identify behavioural trends and potential opportunities for the marketing team. While the dataset showed broad variation in user habits, the results highlighted several consistent themes. Activity levels and weight showed only weak relationships, suggesting that many users may not be using the device primarily as a fitness tool. Sleep patterns similarly displayed variability, indicating that additional factors beyond the tracked metrics influence user behaviour.</w:t>
-      </w:r>
-    </w:p>
-    <w:p>
-      <w:r>
-        <w:t xml:space="preserve">These findings emphasise the importance of understanding how different users interact with the product and recognising that engagement is shaped by diverse motivations and lifestyle </w:t>
-      </w:r>
-      <w:r>
-        <w:lastRenderedPageBreak/>
-        <w:t>preferences. By focusing on product aesthetics, implementing behaviour-based user segmentation, and leveraging sleep-related insights, Bellabeat can better align its marketing and product strategies with actual user behaviour.</w:t>
-      </w:r>
-    </w:p>
-    <w:p>
-      <w:r>
-        <w:t>Although the results are not strongly conclusive, they provide meaningful direction for further investigation and strategic refinement. Aligning product positioning and user experience with real-world usage patterns will allow Bellabeat to strengthen customer engagement, broaden its appeal, and support more informed decision-making moving forward.</w:t>
-      </w:r>
-    </w:p>
-    <w:p/>
-    <w:p/>
-    <w:p/>
-    <w:p/>
-    <w:p/>
-    <w:p/>
-    <w:p>
-      <w:r>
-        <w:t xml:space="preserve"> </w:t>
-      </w:r>
-    </w:p>
-    <w:p/>
+      <w:bookmarkEnd w:id="15"/>
+    </w:p>
+    <w:p>
+      <w:r>
+        <w:t xml:space="preserve">This analysis examined user activity and health data over a 90-day period to identify patterns in engagement, health outcomes, and product usage among </w:t>
+      </w:r>
+      <w:proofErr w:type="spellStart"/>
+      <w:r>
+        <w:t>Bellabeat</w:t>
+      </w:r>
+      <w:proofErr w:type="spellEnd"/>
+      <w:r>
+        <w:t xml:space="preserve"> users. Overall, the findings indicate</w:t>
+      </w:r>
+      <w:r>
+        <w:t>d</w:t>
+      </w:r>
+      <w:r>
+        <w:t xml:space="preserve"> that while users demonstrate varying levels of activity, these behaviours do not consistently translate into measurable improvements in key health metrics such as weight, BMI, or resting heart rate.</w:t>
+      </w:r>
+    </w:p>
+    <w:p>
+      <w:r>
+        <w:t>Furthermore, observed differences in engagement across user</w:t>
+      </w:r>
+      <w:r>
+        <w:t xml:space="preserve">s </w:t>
+      </w:r>
+      <w:r>
+        <w:t xml:space="preserve">suggest that </w:t>
+      </w:r>
+      <w:proofErr w:type="spellStart"/>
+      <w:r>
+        <w:t>Bellabeat’s</w:t>
+      </w:r>
+      <w:proofErr w:type="spellEnd"/>
+      <w:r>
+        <w:t xml:space="preserve"> user base is not homogeneous in either motivation or usage patterns. Some users may engage with the product for reasons beyond measurable health improvement, including lifestyle, aesthetic, or identity-related factors.</w:t>
+      </w:r>
+    </w:p>
+    <w:p>
+      <w:r>
+        <w:t>C</w:t>
+      </w:r>
+      <w:r>
+        <w:t xml:space="preserve">ollectively, these insights highlight the opportunity for </w:t>
+      </w:r>
+      <w:proofErr w:type="spellStart"/>
+      <w:r>
+        <w:t>Bellabeat</w:t>
+      </w:r>
+      <w:proofErr w:type="spellEnd"/>
+      <w:r>
+        <w:t xml:space="preserve"> to better segment its users and deliver more personalised product features and marketing strategies. By aligning functionality and messaging with diverse user needs and motivations, </w:t>
+      </w:r>
+      <w:proofErr w:type="spellStart"/>
+      <w:r>
+        <w:t>Bellabeat</w:t>
+      </w:r>
+      <w:proofErr w:type="spellEnd"/>
+      <w:r>
+        <w:t xml:space="preserve"> can improve user engagement, enhance satisfaction, and support sustained growth in its customer base.</w:t>
+      </w:r>
+    </w:p>
     <w:p/>
     <w:p/>
     <w:p/>
@@ -3941,14 +4575,14 @@
       <w:pPr>
         <w:pStyle w:val="Heading1"/>
       </w:pPr>
-      <w:bookmarkStart w:id="18" w:name="_Toc218192894"/>
+      <w:bookmarkStart w:id="16" w:name="_Toc218192894"/>
       <w:r>
         <w:t>8</w:t>
       </w:r>
       <w:r>
         <w:t>.0 Appendix</w:t>
       </w:r>
-      <w:bookmarkEnd w:id="18"/>
+      <w:bookmarkEnd w:id="16"/>
     </w:p>
     <w:sectPr>
       <w:footerReference w:type="default" r:id="rId12"/>
@@ -4270,6 +4904,232 @@
     </w:lvl>
   </w:abstractNum>
   <w:abstractNum w:abstractNumId="1" w15:restartNumberingAfterBreak="0">
+    <w:nsid w:val="1C6C105C"/>
+    <w:multiLevelType w:val="hybridMultilevel"/>
+    <w:tmpl w:val="96F0F2F8"/>
+    <w:lvl w:ilvl="0" w:tplc="08090001">
+      <w:start w:val="1"/>
+      <w:numFmt w:val="bullet"/>
+      <w:lvlText w:val=""/>
+      <w:lvlJc w:val="left"/>
+      <w:pPr>
+        <w:ind w:left="720" w:hanging="360"/>
+      </w:pPr>
+      <w:rPr>
+        <w:rFonts w:ascii="Symbol" w:hAnsi="Symbol" w:hint="default"/>
+      </w:rPr>
+    </w:lvl>
+    <w:lvl w:ilvl="1" w:tplc="08090003" w:tentative="1">
+      <w:start w:val="1"/>
+      <w:numFmt w:val="bullet"/>
+      <w:lvlText w:val="o"/>
+      <w:lvlJc w:val="left"/>
+      <w:pPr>
+        <w:ind w:left="1440" w:hanging="360"/>
+      </w:pPr>
+      <w:rPr>
+        <w:rFonts w:ascii="Courier New" w:hAnsi="Courier New" w:cs="Courier New" w:hint="default"/>
+      </w:rPr>
+    </w:lvl>
+    <w:lvl w:ilvl="2" w:tplc="08090005" w:tentative="1">
+      <w:start w:val="1"/>
+      <w:numFmt w:val="bullet"/>
+      <w:lvlText w:val=""/>
+      <w:lvlJc w:val="left"/>
+      <w:pPr>
+        <w:ind w:left="2160" w:hanging="360"/>
+      </w:pPr>
+      <w:rPr>
+        <w:rFonts w:ascii="Wingdings" w:hAnsi="Wingdings" w:hint="default"/>
+      </w:rPr>
+    </w:lvl>
+    <w:lvl w:ilvl="3" w:tplc="08090001" w:tentative="1">
+      <w:start w:val="1"/>
+      <w:numFmt w:val="bullet"/>
+      <w:lvlText w:val=""/>
+      <w:lvlJc w:val="left"/>
+      <w:pPr>
+        <w:ind w:left="2880" w:hanging="360"/>
+      </w:pPr>
+      <w:rPr>
+        <w:rFonts w:ascii="Symbol" w:hAnsi="Symbol" w:hint="default"/>
+      </w:rPr>
+    </w:lvl>
+    <w:lvl w:ilvl="4" w:tplc="08090003" w:tentative="1">
+      <w:start w:val="1"/>
+      <w:numFmt w:val="bullet"/>
+      <w:lvlText w:val="o"/>
+      <w:lvlJc w:val="left"/>
+      <w:pPr>
+        <w:ind w:left="3600" w:hanging="360"/>
+      </w:pPr>
+      <w:rPr>
+        <w:rFonts w:ascii="Courier New" w:hAnsi="Courier New" w:cs="Courier New" w:hint="default"/>
+      </w:rPr>
+    </w:lvl>
+    <w:lvl w:ilvl="5" w:tplc="08090005" w:tentative="1">
+      <w:start w:val="1"/>
+      <w:numFmt w:val="bullet"/>
+      <w:lvlText w:val=""/>
+      <w:lvlJc w:val="left"/>
+      <w:pPr>
+        <w:ind w:left="4320" w:hanging="360"/>
+      </w:pPr>
+      <w:rPr>
+        <w:rFonts w:ascii="Wingdings" w:hAnsi="Wingdings" w:hint="default"/>
+      </w:rPr>
+    </w:lvl>
+    <w:lvl w:ilvl="6" w:tplc="08090001" w:tentative="1">
+      <w:start w:val="1"/>
+      <w:numFmt w:val="bullet"/>
+      <w:lvlText w:val=""/>
+      <w:lvlJc w:val="left"/>
+      <w:pPr>
+        <w:ind w:left="5040" w:hanging="360"/>
+      </w:pPr>
+      <w:rPr>
+        <w:rFonts w:ascii="Symbol" w:hAnsi="Symbol" w:hint="default"/>
+      </w:rPr>
+    </w:lvl>
+    <w:lvl w:ilvl="7" w:tplc="08090003" w:tentative="1">
+      <w:start w:val="1"/>
+      <w:numFmt w:val="bullet"/>
+      <w:lvlText w:val="o"/>
+      <w:lvlJc w:val="left"/>
+      <w:pPr>
+        <w:ind w:left="5760" w:hanging="360"/>
+      </w:pPr>
+      <w:rPr>
+        <w:rFonts w:ascii="Courier New" w:hAnsi="Courier New" w:cs="Courier New" w:hint="default"/>
+      </w:rPr>
+    </w:lvl>
+    <w:lvl w:ilvl="8" w:tplc="08090005" w:tentative="1">
+      <w:start w:val="1"/>
+      <w:numFmt w:val="bullet"/>
+      <w:lvlText w:val=""/>
+      <w:lvlJc w:val="left"/>
+      <w:pPr>
+        <w:ind w:left="6480" w:hanging="360"/>
+      </w:pPr>
+      <w:rPr>
+        <w:rFonts w:ascii="Wingdings" w:hAnsi="Wingdings" w:hint="default"/>
+      </w:rPr>
+    </w:lvl>
+  </w:abstractNum>
+  <w:abstractNum w:abstractNumId="2" w15:restartNumberingAfterBreak="0">
+    <w:nsid w:val="1D16140A"/>
+    <w:multiLevelType w:val="hybridMultilevel"/>
+    <w:tmpl w:val="DAE0650A"/>
+    <w:lvl w:ilvl="0" w:tplc="08090001">
+      <w:start w:val="1"/>
+      <w:numFmt w:val="bullet"/>
+      <w:lvlText w:val=""/>
+      <w:lvlJc w:val="left"/>
+      <w:pPr>
+        <w:ind w:left="720" w:hanging="360"/>
+      </w:pPr>
+      <w:rPr>
+        <w:rFonts w:ascii="Symbol" w:hAnsi="Symbol" w:hint="default"/>
+      </w:rPr>
+    </w:lvl>
+    <w:lvl w:ilvl="1" w:tplc="08090003" w:tentative="1">
+      <w:start w:val="1"/>
+      <w:numFmt w:val="bullet"/>
+      <w:lvlText w:val="o"/>
+      <w:lvlJc w:val="left"/>
+      <w:pPr>
+        <w:ind w:left="1440" w:hanging="360"/>
+      </w:pPr>
+      <w:rPr>
+        <w:rFonts w:ascii="Courier New" w:hAnsi="Courier New" w:cs="Courier New" w:hint="default"/>
+      </w:rPr>
+    </w:lvl>
+    <w:lvl w:ilvl="2" w:tplc="08090005" w:tentative="1">
+      <w:start w:val="1"/>
+      <w:numFmt w:val="bullet"/>
+      <w:lvlText w:val=""/>
+      <w:lvlJc w:val="left"/>
+      <w:pPr>
+        <w:ind w:left="2160" w:hanging="360"/>
+      </w:pPr>
+      <w:rPr>
+        <w:rFonts w:ascii="Wingdings" w:hAnsi="Wingdings" w:hint="default"/>
+      </w:rPr>
+    </w:lvl>
+    <w:lvl w:ilvl="3" w:tplc="08090001" w:tentative="1">
+      <w:start w:val="1"/>
+      <w:numFmt w:val="bullet"/>
+      <w:lvlText w:val=""/>
+      <w:lvlJc w:val="left"/>
+      <w:pPr>
+        <w:ind w:left="2880" w:hanging="360"/>
+      </w:pPr>
+      <w:rPr>
+        <w:rFonts w:ascii="Symbol" w:hAnsi="Symbol" w:hint="default"/>
+      </w:rPr>
+    </w:lvl>
+    <w:lvl w:ilvl="4" w:tplc="08090003" w:tentative="1">
+      <w:start w:val="1"/>
+      <w:numFmt w:val="bullet"/>
+      <w:lvlText w:val="o"/>
+      <w:lvlJc w:val="left"/>
+      <w:pPr>
+        <w:ind w:left="3600" w:hanging="360"/>
+      </w:pPr>
+      <w:rPr>
+        <w:rFonts w:ascii="Courier New" w:hAnsi="Courier New" w:cs="Courier New" w:hint="default"/>
+      </w:rPr>
+    </w:lvl>
+    <w:lvl w:ilvl="5" w:tplc="08090005" w:tentative="1">
+      <w:start w:val="1"/>
+      <w:numFmt w:val="bullet"/>
+      <w:lvlText w:val=""/>
+      <w:lvlJc w:val="left"/>
+      <w:pPr>
+        <w:ind w:left="4320" w:hanging="360"/>
+      </w:pPr>
+      <w:rPr>
+        <w:rFonts w:ascii="Wingdings" w:hAnsi="Wingdings" w:hint="default"/>
+      </w:rPr>
+    </w:lvl>
+    <w:lvl w:ilvl="6" w:tplc="08090001" w:tentative="1">
+      <w:start w:val="1"/>
+      <w:numFmt w:val="bullet"/>
+      <w:lvlText w:val=""/>
+      <w:lvlJc w:val="left"/>
+      <w:pPr>
+        <w:ind w:left="5040" w:hanging="360"/>
+      </w:pPr>
+      <w:rPr>
+        <w:rFonts w:ascii="Symbol" w:hAnsi="Symbol" w:hint="default"/>
+      </w:rPr>
+    </w:lvl>
+    <w:lvl w:ilvl="7" w:tplc="08090003" w:tentative="1">
+      <w:start w:val="1"/>
+      <w:numFmt w:val="bullet"/>
+      <w:lvlText w:val="o"/>
+      <w:lvlJc w:val="left"/>
+      <w:pPr>
+        <w:ind w:left="5760" w:hanging="360"/>
+      </w:pPr>
+      <w:rPr>
+        <w:rFonts w:ascii="Courier New" w:hAnsi="Courier New" w:cs="Courier New" w:hint="default"/>
+      </w:rPr>
+    </w:lvl>
+    <w:lvl w:ilvl="8" w:tplc="08090005" w:tentative="1">
+      <w:start w:val="1"/>
+      <w:numFmt w:val="bullet"/>
+      <w:lvlText w:val=""/>
+      <w:lvlJc w:val="left"/>
+      <w:pPr>
+        <w:ind w:left="6480" w:hanging="360"/>
+      </w:pPr>
+      <w:rPr>
+        <w:rFonts w:ascii="Wingdings" w:hAnsi="Wingdings" w:hint="default"/>
+      </w:rPr>
+    </w:lvl>
+  </w:abstractNum>
+  <w:abstractNum w:abstractNumId="3" w15:restartNumberingAfterBreak="0">
     <w:nsid w:val="25AD0C42"/>
     <w:multiLevelType w:val="hybridMultilevel"/>
     <w:tmpl w:val="C03AFBA4"/>
@@ -4382,7 +5242,7 @@
       </w:rPr>
     </w:lvl>
   </w:abstractNum>
-  <w:abstractNum w:abstractNumId="2" w15:restartNumberingAfterBreak="0">
+  <w:abstractNum w:abstractNumId="4" w15:restartNumberingAfterBreak="0">
     <w:nsid w:val="3494506E"/>
     <w:multiLevelType w:val="hybridMultilevel"/>
     <w:tmpl w:val="BF7EFA4A"/>
@@ -4495,7 +5355,120 @@
       </w:rPr>
     </w:lvl>
   </w:abstractNum>
-  <w:abstractNum w:abstractNumId="3" w15:restartNumberingAfterBreak="0">
+  <w:abstractNum w:abstractNumId="5" w15:restartNumberingAfterBreak="0">
+    <w:nsid w:val="3DA80CFC"/>
+    <w:multiLevelType w:val="hybridMultilevel"/>
+    <w:tmpl w:val="A72A6BF8"/>
+    <w:lvl w:ilvl="0" w:tplc="08090001">
+      <w:start w:val="1"/>
+      <w:numFmt w:val="bullet"/>
+      <w:lvlText w:val=""/>
+      <w:lvlJc w:val="left"/>
+      <w:pPr>
+        <w:ind w:left="720" w:hanging="360"/>
+      </w:pPr>
+      <w:rPr>
+        <w:rFonts w:ascii="Symbol" w:hAnsi="Symbol" w:hint="default"/>
+      </w:rPr>
+    </w:lvl>
+    <w:lvl w:ilvl="1" w:tplc="08090003" w:tentative="1">
+      <w:start w:val="1"/>
+      <w:numFmt w:val="bullet"/>
+      <w:lvlText w:val="o"/>
+      <w:lvlJc w:val="left"/>
+      <w:pPr>
+        <w:ind w:left="1440" w:hanging="360"/>
+      </w:pPr>
+      <w:rPr>
+        <w:rFonts w:ascii="Courier New" w:hAnsi="Courier New" w:cs="Courier New" w:hint="default"/>
+      </w:rPr>
+    </w:lvl>
+    <w:lvl w:ilvl="2" w:tplc="08090005" w:tentative="1">
+      <w:start w:val="1"/>
+      <w:numFmt w:val="bullet"/>
+      <w:lvlText w:val=""/>
+      <w:lvlJc w:val="left"/>
+      <w:pPr>
+        <w:ind w:left="2160" w:hanging="360"/>
+      </w:pPr>
+      <w:rPr>
+        <w:rFonts w:ascii="Wingdings" w:hAnsi="Wingdings" w:hint="default"/>
+      </w:rPr>
+    </w:lvl>
+    <w:lvl w:ilvl="3" w:tplc="08090001" w:tentative="1">
+      <w:start w:val="1"/>
+      <w:numFmt w:val="bullet"/>
+      <w:lvlText w:val=""/>
+      <w:lvlJc w:val="left"/>
+      <w:pPr>
+        <w:ind w:left="2880" w:hanging="360"/>
+      </w:pPr>
+      <w:rPr>
+        <w:rFonts w:ascii="Symbol" w:hAnsi="Symbol" w:hint="default"/>
+      </w:rPr>
+    </w:lvl>
+    <w:lvl w:ilvl="4" w:tplc="08090003" w:tentative="1">
+      <w:start w:val="1"/>
+      <w:numFmt w:val="bullet"/>
+      <w:lvlText w:val="o"/>
+      <w:lvlJc w:val="left"/>
+      <w:pPr>
+        <w:ind w:left="3600" w:hanging="360"/>
+      </w:pPr>
+      <w:rPr>
+        <w:rFonts w:ascii="Courier New" w:hAnsi="Courier New" w:cs="Courier New" w:hint="default"/>
+      </w:rPr>
+    </w:lvl>
+    <w:lvl w:ilvl="5" w:tplc="08090005" w:tentative="1">
+      <w:start w:val="1"/>
+      <w:numFmt w:val="bullet"/>
+      <w:lvlText w:val=""/>
+      <w:lvlJc w:val="left"/>
+      <w:pPr>
+        <w:ind w:left="4320" w:hanging="360"/>
+      </w:pPr>
+      <w:rPr>
+        <w:rFonts w:ascii="Wingdings" w:hAnsi="Wingdings" w:hint="default"/>
+      </w:rPr>
+    </w:lvl>
+    <w:lvl w:ilvl="6" w:tplc="08090001" w:tentative="1">
+      <w:start w:val="1"/>
+      <w:numFmt w:val="bullet"/>
+      <w:lvlText w:val=""/>
+      <w:lvlJc w:val="left"/>
+      <w:pPr>
+        <w:ind w:left="5040" w:hanging="360"/>
+      </w:pPr>
+      <w:rPr>
+        <w:rFonts w:ascii="Symbol" w:hAnsi="Symbol" w:hint="default"/>
+      </w:rPr>
+    </w:lvl>
+    <w:lvl w:ilvl="7" w:tplc="08090003" w:tentative="1">
+      <w:start w:val="1"/>
+      <w:numFmt w:val="bullet"/>
+      <w:lvlText w:val="o"/>
+      <w:lvlJc w:val="left"/>
+      <w:pPr>
+        <w:ind w:left="5760" w:hanging="360"/>
+      </w:pPr>
+      <w:rPr>
+        <w:rFonts w:ascii="Courier New" w:hAnsi="Courier New" w:cs="Courier New" w:hint="default"/>
+      </w:rPr>
+    </w:lvl>
+    <w:lvl w:ilvl="8" w:tplc="08090005" w:tentative="1">
+      <w:start w:val="1"/>
+      <w:numFmt w:val="bullet"/>
+      <w:lvlText w:val=""/>
+      <w:lvlJc w:val="left"/>
+      <w:pPr>
+        <w:ind w:left="6480" w:hanging="360"/>
+      </w:pPr>
+      <w:rPr>
+        <w:rFonts w:ascii="Wingdings" w:hAnsi="Wingdings" w:hint="default"/>
+      </w:rPr>
+    </w:lvl>
+  </w:abstractNum>
+  <w:abstractNum w:abstractNumId="6" w15:restartNumberingAfterBreak="0">
     <w:nsid w:val="3E2560A3"/>
     <w:multiLevelType w:val="multilevel"/>
     <w:tmpl w:val="C1985634"/>
@@ -4612,7 +5585,7 @@
       </w:rPr>
     </w:lvl>
   </w:abstractNum>
-  <w:abstractNum w:abstractNumId="4" w15:restartNumberingAfterBreak="0">
+  <w:abstractNum w:abstractNumId="7" w15:restartNumberingAfterBreak="0">
     <w:nsid w:val="41580CB1"/>
     <w:multiLevelType w:val="hybridMultilevel"/>
     <w:tmpl w:val="09DE0CAC"/>
@@ -4725,7 +5698,7 @@
       </w:rPr>
     </w:lvl>
   </w:abstractNum>
-  <w:abstractNum w:abstractNumId="5" w15:restartNumberingAfterBreak="0">
+  <w:abstractNum w:abstractNumId="8" w15:restartNumberingAfterBreak="0">
     <w:nsid w:val="43CD4211"/>
     <w:multiLevelType w:val="hybridMultilevel"/>
     <w:tmpl w:val="E870C318"/>
@@ -4814,7 +5787,7 @@
       </w:pPr>
     </w:lvl>
   </w:abstractNum>
-  <w:abstractNum w:abstractNumId="6" w15:restartNumberingAfterBreak="0">
+  <w:abstractNum w:abstractNumId="9" w15:restartNumberingAfterBreak="0">
     <w:nsid w:val="44AD728E"/>
     <w:multiLevelType w:val="hybridMultilevel"/>
     <w:tmpl w:val="157807D2"/>
@@ -4927,7 +5900,7 @@
       </w:rPr>
     </w:lvl>
   </w:abstractNum>
-  <w:abstractNum w:abstractNumId="7" w15:restartNumberingAfterBreak="0">
+  <w:abstractNum w:abstractNumId="10" w15:restartNumberingAfterBreak="0">
     <w:nsid w:val="4AC0725E"/>
     <w:multiLevelType w:val="hybridMultilevel"/>
     <w:tmpl w:val="99469A82"/>
@@ -5040,7 +6013,7 @@
       </w:rPr>
     </w:lvl>
   </w:abstractNum>
-  <w:abstractNum w:abstractNumId="8" w15:restartNumberingAfterBreak="0">
+  <w:abstractNum w:abstractNumId="11" w15:restartNumberingAfterBreak="0">
     <w:nsid w:val="4C0C2527"/>
     <w:multiLevelType w:val="hybridMultilevel"/>
     <w:tmpl w:val="1F94EAA0"/>
@@ -5153,7 +6126,7 @@
       </w:rPr>
     </w:lvl>
   </w:abstractNum>
-  <w:abstractNum w:abstractNumId="9" w15:restartNumberingAfterBreak="0">
+  <w:abstractNum w:abstractNumId="12" w15:restartNumberingAfterBreak="0">
     <w:nsid w:val="4D3128B7"/>
     <w:multiLevelType w:val="hybridMultilevel"/>
     <w:tmpl w:val="6A70B546"/>
@@ -5266,7 +6239,7 @@
       </w:rPr>
     </w:lvl>
   </w:abstractNum>
-  <w:abstractNum w:abstractNumId="10" w15:restartNumberingAfterBreak="0">
+  <w:abstractNum w:abstractNumId="13" w15:restartNumberingAfterBreak="0">
     <w:nsid w:val="51BE28BD"/>
     <w:multiLevelType w:val="hybridMultilevel"/>
     <w:tmpl w:val="11124FE6"/>
@@ -5352,7 +6325,7 @@
       </w:pPr>
     </w:lvl>
   </w:abstractNum>
-  <w:abstractNum w:abstractNumId="11" w15:restartNumberingAfterBreak="0">
+  <w:abstractNum w:abstractNumId="14" w15:restartNumberingAfterBreak="0">
     <w:nsid w:val="5E7C7891"/>
     <w:multiLevelType w:val="hybridMultilevel"/>
     <w:tmpl w:val="316446BC"/>
@@ -5465,7 +6438,7 @@
       </w:rPr>
     </w:lvl>
   </w:abstractNum>
-  <w:abstractNum w:abstractNumId="12" w15:restartNumberingAfterBreak="0">
+  <w:abstractNum w:abstractNumId="15" w15:restartNumberingAfterBreak="0">
     <w:nsid w:val="690F237F"/>
     <w:multiLevelType w:val="hybridMultilevel"/>
     <w:tmpl w:val="DC7633DE"/>
@@ -5578,7 +6551,7 @@
       </w:rPr>
     </w:lvl>
   </w:abstractNum>
-  <w:abstractNum w:abstractNumId="13" w15:restartNumberingAfterBreak="0">
+  <w:abstractNum w:abstractNumId="16" w15:restartNumberingAfterBreak="0">
     <w:nsid w:val="73FC6951"/>
     <w:multiLevelType w:val="hybridMultilevel"/>
     <w:tmpl w:val="3E885C4A"/>
@@ -5668,46 +6641,55 @@
     </w:lvl>
   </w:abstractNum>
   <w:num w:numId="1" w16cid:durableId="475803389">
+    <w:abstractNumId w:val="15"/>
+  </w:num>
+  <w:num w:numId="2" w16cid:durableId="1978220052">
+    <w:abstractNumId w:val="6"/>
+  </w:num>
+  <w:num w:numId="3" w16cid:durableId="270668392">
+    <w:abstractNumId w:val="13"/>
+  </w:num>
+  <w:num w:numId="4" w16cid:durableId="1118571985">
     <w:abstractNumId w:val="12"/>
   </w:num>
-  <w:num w:numId="2" w16cid:durableId="1978220052">
-    <w:abstractNumId w:val="3"/>
+  <w:num w:numId="5" w16cid:durableId="1101995741">
+    <w:abstractNumId w:val="7"/>
   </w:num>
-  <w:num w:numId="3" w16cid:durableId="270668392">
+  <w:num w:numId="6" w16cid:durableId="397439849">
+    <w:abstractNumId w:val="14"/>
+  </w:num>
+  <w:num w:numId="7" w16cid:durableId="1368602709">
     <w:abstractNumId w:val="10"/>
   </w:num>
-  <w:num w:numId="4" w16cid:durableId="1118571985">
-    <w:abstractNumId w:val="9"/>
-  </w:num>
-  <w:num w:numId="5" w16cid:durableId="1101995741">
-    <w:abstractNumId w:val="4"/>
-  </w:num>
-  <w:num w:numId="6" w16cid:durableId="397439849">
+  <w:num w:numId="8" w16cid:durableId="1397312912">
     <w:abstractNumId w:val="11"/>
-  </w:num>
-  <w:num w:numId="7" w16cid:durableId="1368602709">
-    <w:abstractNumId w:val="7"/>
-  </w:num>
-  <w:num w:numId="8" w16cid:durableId="1397312912">
-    <w:abstractNumId w:val="8"/>
   </w:num>
   <w:num w:numId="9" w16cid:durableId="230579399">
     <w:abstractNumId w:val="0"/>
   </w:num>
   <w:num w:numId="10" w16cid:durableId="326637584">
-    <w:abstractNumId w:val="6"/>
+    <w:abstractNumId w:val="9"/>
   </w:num>
   <w:num w:numId="11" w16cid:durableId="797459424">
+    <w:abstractNumId w:val="8"/>
+  </w:num>
+  <w:num w:numId="12" w16cid:durableId="977341379">
+    <w:abstractNumId w:val="16"/>
+  </w:num>
+  <w:num w:numId="13" w16cid:durableId="1773042373">
+    <w:abstractNumId w:val="4"/>
+  </w:num>
+  <w:num w:numId="14" w16cid:durableId="1587153267">
+    <w:abstractNumId w:val="3"/>
+  </w:num>
+  <w:num w:numId="15" w16cid:durableId="2099911351">
+    <w:abstractNumId w:val="1"/>
+  </w:num>
+  <w:num w:numId="16" w16cid:durableId="1161845603">
     <w:abstractNumId w:val="5"/>
   </w:num>
-  <w:num w:numId="12" w16cid:durableId="977341379">
-    <w:abstractNumId w:val="13"/>
-  </w:num>
-  <w:num w:numId="13" w16cid:durableId="1773042373">
+  <w:num w:numId="17" w16cid:durableId="1216434822">
     <w:abstractNumId w:val="2"/>
-  </w:num>
-  <w:num w:numId="14" w16cid:durableId="1587153267">
-    <w:abstractNumId w:val="1"/>
   </w:num>
 </w:numbering>
 </file>
@@ -6313,7 +7295,6 @@
   <w:style w:type="character" w:default="1" w:styleId="DefaultParagraphFont">
     <w:name w:val="Default Paragraph Font"/>
     <w:uiPriority w:val="1"/>
-    <w:semiHidden/>
     <w:unhideWhenUsed/>
   </w:style>
   <w:style w:type="table" w:default="1" w:styleId="TableNormal">

--- a/Case Study 2/Executive Report - Bellabeat.docx
+++ b/Case Study 2/Executive Report - Bellabeat.docx
@@ -1819,8 +1819,42 @@
       </w:sdtContent>
     </w:sdt>
     <w:p/>
-    <w:p/>
-    <w:p/>
+    <w:p>
+      <w:pPr>
+        <w:pStyle w:val="TOCHeading"/>
+        <w:jc w:val="center"/>
+      </w:pPr>
+      <w:r>
+        <w:t xml:space="preserve">Table of </w:t>
+      </w:r>
+      <w:r>
+        <w:t>Figures</w:t>
+      </w:r>
+    </w:p>
+    <w:p/>
+    <w:p>
+      <w:r>
+        <w:fldChar w:fldCharType="begin"/>
+      </w:r>
+      <w:r>
+        <w:instrText xml:space="preserve"> TOC \h \z \c "Figure" </w:instrText>
+      </w:r>
+      <w:r>
+        <w:fldChar w:fldCharType="separate"/>
+      </w:r>
+      <w:r>
+        <w:rPr>
+          <w:b/>
+          <w:bCs/>
+          <w:noProof/>
+          <w:lang w:val="en-US"/>
+        </w:rPr>
+        <w:t>No table of figures entries found.</w:t>
+      </w:r>
+      <w:r>
+        <w:fldChar w:fldCharType="end"/>
+      </w:r>
+    </w:p>
     <w:p>
       <w:r>
         <w:br w:type="page"/>
@@ -3809,12 +3843,19 @@
     <w:p/>
     <w:p/>
     <w:p/>
+    <w:p/>
+    <w:p/>
+    <w:p/>
+    <w:p/>
+    <w:p/>
+    <w:p/>
     <w:p>
       <w:pPr>
         <w:pStyle w:val="Heading1"/>
       </w:pPr>
       <w:bookmarkStart w:id="16" w:name="_Toc218192892"/>
       <w:r>
+        <w:lastRenderedPageBreak/>
         <w:t>6.0 Recommendations</w:t>
       </w:r>
       <w:bookmarkEnd w:id="16"/>
@@ -3822,56 +3863,311 @@
     <w:p/>
     <w:p>
       <w:r>
-        <w:t>Based on the analysis of user behaviour and engagement data, the following recommendations are proposed for the Bellabeat marketing team:</w:t>
-      </w:r>
-    </w:p>
-    <w:p>
-      <w:pPr>
-        <w:ind w:firstLine="720"/>
-      </w:pPr>
-      <w:r>
+        <w:t xml:space="preserve">Based on the analysis of user behaviour and engagement data, the following recommendations are proposed for the </w:t>
+      </w:r>
+      <w:proofErr w:type="spellStart"/>
+      <w:r>
+        <w:t>Bellabeat</w:t>
+      </w:r>
+      <w:proofErr w:type="spellEnd"/>
+      <w:r>
+        <w:t xml:space="preserve"> marketing team:</w:t>
+      </w:r>
+    </w:p>
+    <w:p/>
+    <w:p>
+      <w:pPr>
+        <w:pStyle w:val="ListParagraph"/>
+        <w:numPr>
+          <w:ilvl w:val="0"/>
+          <w:numId w:val="15"/>
+        </w:numPr>
+      </w:pPr>
+    </w:p>
+    <w:p>
+      <w:pPr>
+        <w:jc w:val="center"/>
         <w:rPr>
           <w:b/>
           <w:bCs/>
         </w:rPr>
-        <w:t>1. Emphasise product aesthetics alongside health-tracking functionality</w:t>
-      </w:r>
-      <w:r>
-        <w:br/>
-        <w:t>The analysis suggests that users may be engaging with Bellabeat products more as lifestyle or fashion accessories than as dedicated fitness devices, as indicated by the minimal changes in weight across the 90-day period. To align with this behaviour and broaden market appeal, Bellabeat could position its products as aesthetically pleasing wearables that complement personal style while still offering meaningful health-tracking features.</w:t>
-      </w:r>
-    </w:p>
-    <w:p>
-      <w:pPr>
-        <w:ind w:firstLine="720"/>
       </w:pPr>
       <w:r>
         <w:rPr>
           <w:b/>
           <w:bCs/>
         </w:rPr>
-        <w:lastRenderedPageBreak/>
-        <w:t>2. Segment users based on behaviour patterns to improve personalisation</w:t>
-      </w:r>
+        <w:t>Emphasise product aesthetics alongside health-tracking functionality</w:t>
+      </w:r>
+    </w:p>
+    <w:p>
+      <w:pPr>
+        <w:ind w:firstLine="720"/>
+      </w:pPr>
       <w:r>
         <w:br/>
-        <w:t>User activity levels and engagement vary significantly across the dataset, indicating that different user groups interact with the device in different ways. By segmenting users—such as by activity patterns, engagement levels, or general wellness profiles—the marketing and product teams can tailor in-app experiences, notifications, and feature visibility to better meet user needs. Further investigation is recommended to determine which types of personalisation are most effective for each user segment.</w:t>
-      </w:r>
-    </w:p>
-    <w:p>
-      <w:pPr>
-        <w:ind w:firstLine="720"/>
-      </w:pPr>
+      </w:r>
       <w:r>
         <w:rPr>
           <w:b/>
           <w:bCs/>
         </w:rPr>
-        <w:t>3. Leverage sleep-related insights to enhance product value and marketing appeal</w:t>
-      </w:r>
+        <w:t>Insight</w:t>
+      </w:r>
+      <w:r>
+        <w:rPr>
+          <w:b/>
+          <w:bCs/>
+        </w:rPr>
+        <w:t>:</w:t>
+      </w:r>
+    </w:p>
+    <w:p>
+      <w:r>
+        <w:t xml:space="preserve">Analysis indicates minimal changes in user weight over the 90-day period, suggesting that </w:t>
+      </w:r>
+      <w:proofErr w:type="spellStart"/>
+      <w:r>
+        <w:t>Bellabeat</w:t>
+      </w:r>
+      <w:proofErr w:type="spellEnd"/>
+      <w:r>
+        <w:t xml:space="preserve"> products may be used more as lifestyle or fashion accessories rather than as dedicated fitness or weight-management devices.</w:t>
+      </w:r>
+    </w:p>
+    <w:p>
+      <w:r>
+        <w:rPr>
+          <w:b/>
+          <w:bCs/>
+        </w:rPr>
+        <w:t>Recommendation</w:t>
+      </w:r>
+      <w:r>
+        <w:rPr>
+          <w:b/>
+          <w:bCs/>
+        </w:rPr>
+        <w:t>:</w:t>
+      </w:r>
+    </w:p>
+    <w:p>
+      <w:r>
+        <w:t xml:space="preserve">To align with observed user behaviour and broaden market appeal, </w:t>
+      </w:r>
+      <w:proofErr w:type="spellStart"/>
+      <w:r>
+        <w:t>Bellabeat</w:t>
+      </w:r>
+      <w:proofErr w:type="spellEnd"/>
+      <w:r>
+        <w:t xml:space="preserve"> should position its products as aesthetically designed wearables that complement personal style while still delivering meaningful health-tracking capabilities. Marketing communications should emphasise design, versatility, and everyday wearability alongside core wellness features, reinforcing the brand’s positioning at the intersection of fashion and health technology.</w:t>
+      </w:r>
+    </w:p>
+    <w:p>
+      <w:pPr>
+        <w:ind w:firstLine="720"/>
+      </w:pPr>
+    </w:p>
+    <w:p>
+      <w:pPr>
+        <w:pStyle w:val="ListParagraph"/>
+        <w:numPr>
+          <w:ilvl w:val="0"/>
+          <w:numId w:val="15"/>
+        </w:numPr>
+      </w:pPr>
+    </w:p>
+    <w:p>
+      <w:pPr>
+        <w:jc w:val="center"/>
+        <w:rPr>
+          <w:b/>
+          <w:bCs/>
+        </w:rPr>
+      </w:pPr>
+      <w:r>
+        <w:rPr>
+          <w:b/>
+          <w:bCs/>
+        </w:rPr>
+        <w:t>Segment users based on behaviour patterns to improve personalisation</w:t>
+      </w:r>
+    </w:p>
+    <w:p>
+      <w:pPr>
+        <w:rPr>
+          <w:b/>
+          <w:bCs/>
+        </w:rPr>
+      </w:pPr>
       <w:r>
         <w:br/>
-        <w:t>While the relationship between weight and sleep duration was not strongly conclusive, the trends observed suggest potential value in further exploring sleep behaviours. Enhancing sleep-tracking features, providing personalised sleep insights, and highlighting sleep analytics in marketing materials may strengthen user engagement. Positioning Bellabeat as a holistic wellness companion—rather than solely a fitness tracker—could appeal to a broader audience interested in overall wellbeing.</w:t>
+      </w:r>
+      <w:r>
+        <w:rPr>
+          <w:b/>
+          <w:bCs/>
+        </w:rPr>
+        <w:t>Insight</w:t>
+      </w:r>
+      <w:r>
+        <w:rPr>
+          <w:b/>
+          <w:bCs/>
+        </w:rPr>
+        <w:t xml:space="preserve">: </w:t>
+      </w:r>
+    </w:p>
+    <w:p>
+      <w:pPr>
+        <w:rPr>
+          <w:b/>
+          <w:bCs/>
+        </w:rPr>
+      </w:pPr>
+      <w:r>
+        <w:t xml:space="preserve">User activity levels and engagement vary considerably across the dataset, indicating that users interact with </w:t>
+      </w:r>
+      <w:proofErr w:type="spellStart"/>
+      <w:r>
+        <w:t>Bellabeat</w:t>
+      </w:r>
+      <w:proofErr w:type="spellEnd"/>
+      <w:r>
+        <w:t xml:space="preserve"> devices in distinct ways and have differing wellness priorities.</w:t>
+      </w:r>
+    </w:p>
+    <w:p>
+      <w:r>
+        <w:rPr>
+          <w:b/>
+          <w:bCs/>
+        </w:rPr>
+        <w:t>Recommendation</w:t>
+      </w:r>
+      <w:r>
+        <w:rPr>
+          <w:b/>
+          <w:bCs/>
+        </w:rPr>
+        <w:t>:</w:t>
+      </w:r>
+      <w:r>
+        <w:t xml:space="preserve"> </w:t>
+      </w:r>
+    </w:p>
+    <w:p>
+      <w:proofErr w:type="spellStart"/>
+      <w:r>
+        <w:t>Bellabeat</w:t>
+      </w:r>
+      <w:proofErr w:type="spellEnd"/>
+      <w:r>
+        <w:t xml:space="preserve"> should segment users based on behavioural indicators such as activity patterns, engagement frequency, and wellness goals. These segments can be leveraged to tailor in-app experiences, notifications, and feature visibility to better align with user needs. Further analysis is recommended to identify which forms of personalisation are most effective for each segment, enabling more targeted and impactful product and marketing strategies.</w:t>
+      </w:r>
+    </w:p>
+    <w:p/>
+    <w:p/>
+    <w:p/>
+    <w:p/>
+    <w:p/>
+    <w:p>
+      <w:pPr>
+        <w:pStyle w:val="ListParagraph"/>
+        <w:numPr>
+          <w:ilvl w:val="0"/>
+          <w:numId w:val="15"/>
+        </w:numPr>
+      </w:pPr>
+    </w:p>
+    <w:p>
+      <w:pPr>
+        <w:jc w:val="center"/>
+      </w:pPr>
+      <w:r>
+        <w:rPr>
+          <w:b/>
+          <w:bCs/>
+        </w:rPr>
+        <w:t>Leverage sleep-related insights to enhance product value and marketing appeal</w:t>
+      </w:r>
+      <w:r>
+        <w:br/>
+      </w:r>
+    </w:p>
+    <w:p>
+      <w:pPr>
+        <w:rPr>
+          <w:b/>
+          <w:bCs/>
+        </w:rPr>
+      </w:pPr>
+      <w:r>
+        <w:rPr>
+          <w:b/>
+          <w:bCs/>
+        </w:rPr>
+        <w:t>Insight</w:t>
+      </w:r>
+      <w:r>
+        <w:rPr>
+          <w:b/>
+          <w:bCs/>
+        </w:rPr>
+        <w:t>:</w:t>
+      </w:r>
+    </w:p>
+    <w:p>
+      <w:r>
+        <w:t>Although the relationship between sleep duration and weight change was not strongly conclusive, observed trends suggest that sleep behaviour remains a meaningful dimension of user wellness.</w:t>
+      </w:r>
+    </w:p>
+    <w:p/>
+    <w:p>
+      <w:pPr>
+        <w:rPr>
+          <w:b/>
+          <w:bCs/>
+        </w:rPr>
+      </w:pPr>
+      <w:r>
+        <w:rPr>
+          <w:b/>
+          <w:bCs/>
+        </w:rPr>
+        <w:t>Recommendation</w:t>
+      </w:r>
+      <w:r>
+        <w:rPr>
+          <w:b/>
+          <w:bCs/>
+        </w:rPr>
+        <w:t>:</w:t>
+      </w:r>
+    </w:p>
+    <w:p>
+      <w:pPr>
+        <w:rPr>
+          <w:b/>
+          <w:bCs/>
+        </w:rPr>
+      </w:pPr>
+      <w:proofErr w:type="spellStart"/>
+      <w:r>
+        <w:t>Bellabeat</w:t>
+      </w:r>
+      <w:proofErr w:type="spellEnd"/>
+      <w:r>
+        <w:t xml:space="preserve"> should enhance the prominence of sleep-tracking features by providing more personalised sleep insights and actionable recommendations. Additionally, highlighting sleep analytics in marketing materials could increase perceived product value. Positioning </w:t>
+      </w:r>
+      <w:proofErr w:type="spellStart"/>
+      <w:r>
+        <w:t>Bellabeat</w:t>
+      </w:r>
+      <w:proofErr w:type="spellEnd"/>
+      <w:r>
+        <w:t xml:space="preserve"> as a holistic wellness companion—rather than solely a fitness tracker—may attract a broader audience focused on overall wellbeing and long-term lifestyle balance.</w:t>
       </w:r>
     </w:p>
     <w:p/>
@@ -3904,11 +4200,8 @@
     </w:p>
     <w:p>
       <w:r>
-        <w:t xml:space="preserve">These findings emphasise the importance of understanding how different users interact with the product and recognising that engagement is shaped by diverse motivations and lifestyle </w:t>
-      </w:r>
-      <w:r>
         <w:lastRenderedPageBreak/>
-        <w:t>preferences. By focusing on product aesthetics, implementing behaviour-based user segmentation, and leveraging sleep-related insights, Bellabeat can better align its marketing and product strategies with actual user behaviour.</w:t>
+        <w:t>These findings emphasise the importance of understanding how different users interact with the product and recognising that engagement is shaped by diverse motivations and lifestyle preferences. By focusing on product aesthetics, implementing behaviour-based user segmentation, and leveraging sleep-related insights, Bellabeat can better align its marketing and product strategies with actual user behaviour.</w:t>
       </w:r>
     </w:p>
     <w:p>
@@ -4000,16 +4293,16 @@
       <w:jc w:val="right"/>
       <w:rPr>
         <w:color w:val="071320" w:themeColor="text2" w:themeShade="80"/>
-        <w:sz w:val="20"/>
-        <w:szCs w:val="20"/>
+        <w:sz w:val="18"/>
+        <w:szCs w:val="18"/>
       </w:rPr>
     </w:pPr>
     <w:r>
       <w:rPr>
         <w:color w:val="156082"/>
         <w:spacing w:val="60"/>
-        <w:sz w:val="20"/>
-        <w:szCs w:val="20"/>
+        <w:sz w:val="18"/>
+        <w:szCs w:val="18"/>
       </w:rPr>
       <w:t>Pa</w:t>
     </w:r>
@@ -4017,106 +4310,106 @@
       <w:rPr>
         <w:color w:val="156082"/>
         <w:spacing w:val="60"/>
-        <w:sz w:val="20"/>
-        <w:szCs w:val="20"/>
+        <w:sz w:val="18"/>
+        <w:szCs w:val="18"/>
       </w:rPr>
       <w:t>ge</w:t>
     </w:r>
     <w:r>
       <w:rPr>
         <w:color w:val="2C7FCE" w:themeColor="text2" w:themeTint="99"/>
-        <w:sz w:val="20"/>
-        <w:szCs w:val="20"/>
+        <w:sz w:val="18"/>
+        <w:szCs w:val="18"/>
       </w:rPr>
       <w:t xml:space="preserve"> </w:t>
     </w:r>
     <w:r>
       <w:rPr>
-        <w:color w:val="0A1D30" w:themeColor="text2" w:themeShade="BF"/>
-        <w:sz w:val="20"/>
-        <w:szCs w:val="20"/>
+        <w:color w:val="404040" w:themeColor="text1" w:themeTint="BF"/>
+        <w:sz w:val="18"/>
+        <w:szCs w:val="18"/>
       </w:rPr>
       <w:fldChar w:fldCharType="begin"/>
     </w:r>
     <w:r>
       <w:rPr>
-        <w:color w:val="0A1D30" w:themeColor="text2" w:themeShade="BF"/>
-        <w:sz w:val="20"/>
-        <w:szCs w:val="20"/>
+        <w:color w:val="404040" w:themeColor="text1" w:themeTint="BF"/>
+        <w:sz w:val="18"/>
+        <w:szCs w:val="18"/>
       </w:rPr>
       <w:instrText xml:space="preserve"> PAGE   \* MERGEFORMAT </w:instrText>
     </w:r>
     <w:r>
       <w:rPr>
-        <w:color w:val="0A1D30" w:themeColor="text2" w:themeShade="BF"/>
-        <w:sz w:val="20"/>
-        <w:szCs w:val="20"/>
+        <w:color w:val="404040" w:themeColor="text1" w:themeTint="BF"/>
+        <w:sz w:val="18"/>
+        <w:szCs w:val="18"/>
       </w:rPr>
       <w:fldChar w:fldCharType="separate"/>
     </w:r>
     <w:r>
       <w:rPr>
         <w:noProof/>
-        <w:color w:val="0A1D30" w:themeColor="text2" w:themeShade="BF"/>
-        <w:sz w:val="20"/>
-        <w:szCs w:val="20"/>
+        <w:color w:val="404040" w:themeColor="text1" w:themeTint="BF"/>
+        <w:sz w:val="18"/>
+        <w:szCs w:val="18"/>
       </w:rPr>
       <w:t>1</w:t>
     </w:r>
     <w:r>
       <w:rPr>
-        <w:color w:val="0A1D30" w:themeColor="text2" w:themeShade="BF"/>
-        <w:sz w:val="20"/>
-        <w:szCs w:val="20"/>
+        <w:color w:val="404040" w:themeColor="text1" w:themeTint="BF"/>
+        <w:sz w:val="18"/>
+        <w:szCs w:val="18"/>
       </w:rPr>
       <w:fldChar w:fldCharType="end"/>
     </w:r>
     <w:r>
       <w:rPr>
-        <w:color w:val="0A1D30" w:themeColor="text2" w:themeShade="BF"/>
-        <w:sz w:val="20"/>
-        <w:szCs w:val="20"/>
+        <w:color w:val="404040" w:themeColor="text1" w:themeTint="BF"/>
+        <w:sz w:val="18"/>
+        <w:szCs w:val="18"/>
       </w:rPr>
       <w:t xml:space="preserve"> | </w:t>
     </w:r>
     <w:r>
       <w:rPr>
-        <w:color w:val="0A1D30" w:themeColor="text2" w:themeShade="BF"/>
-        <w:sz w:val="20"/>
-        <w:szCs w:val="20"/>
+        <w:color w:val="404040" w:themeColor="text1" w:themeTint="BF"/>
+        <w:sz w:val="18"/>
+        <w:szCs w:val="18"/>
       </w:rPr>
       <w:fldChar w:fldCharType="begin"/>
     </w:r>
     <w:r>
       <w:rPr>
-        <w:color w:val="0A1D30" w:themeColor="text2" w:themeShade="BF"/>
-        <w:sz w:val="20"/>
-        <w:szCs w:val="20"/>
+        <w:color w:val="404040" w:themeColor="text1" w:themeTint="BF"/>
+        <w:sz w:val="18"/>
+        <w:szCs w:val="18"/>
       </w:rPr>
       <w:instrText xml:space="preserve"> NUMPAGES  \* Arabic  \* MERGEFORMAT </w:instrText>
     </w:r>
     <w:r>
       <w:rPr>
-        <w:color w:val="0A1D30" w:themeColor="text2" w:themeShade="BF"/>
-        <w:sz w:val="20"/>
-        <w:szCs w:val="20"/>
+        <w:color w:val="404040" w:themeColor="text1" w:themeTint="BF"/>
+        <w:sz w:val="18"/>
+        <w:szCs w:val="18"/>
       </w:rPr>
       <w:fldChar w:fldCharType="separate"/>
     </w:r>
     <w:r>
       <w:rPr>
         <w:noProof/>
-        <w:color w:val="0A1D30" w:themeColor="text2" w:themeShade="BF"/>
-        <w:sz w:val="20"/>
-        <w:szCs w:val="20"/>
+        <w:color w:val="404040" w:themeColor="text1" w:themeTint="BF"/>
+        <w:sz w:val="18"/>
+        <w:szCs w:val="18"/>
       </w:rPr>
       <w:t>1</w:t>
     </w:r>
     <w:r>
       <w:rPr>
-        <w:color w:val="0A1D30" w:themeColor="text2" w:themeShade="BF"/>
-        <w:sz w:val="20"/>
-        <w:szCs w:val="20"/>
+        <w:color w:val="404040" w:themeColor="text1" w:themeTint="BF"/>
+        <w:sz w:val="18"/>
+        <w:szCs w:val="18"/>
       </w:rPr>
       <w:fldChar w:fldCharType="end"/>
     </w:r>
@@ -5269,7 +5562,7 @@
   <w:abstractNum w:abstractNumId="10" w15:restartNumberingAfterBreak="0">
     <w:nsid w:val="51BE28BD"/>
     <w:multiLevelType w:val="hybridMultilevel"/>
-    <w:tmpl w:val="11124FE6"/>
+    <w:tmpl w:val="647A1280"/>
     <w:lvl w:ilvl="0" w:tplc="0C09000F">
       <w:start w:val="1"/>
       <w:numFmt w:val="decimal"/>
@@ -5466,6 +5759,92 @@
     </w:lvl>
   </w:abstractNum>
   <w:abstractNum w:abstractNumId="12" w15:restartNumberingAfterBreak="0">
+    <w:nsid w:val="63405BE4"/>
+    <w:multiLevelType w:val="hybridMultilevel"/>
+    <w:tmpl w:val="39A6EEAC"/>
+    <w:lvl w:ilvl="0" w:tplc="FFFFFFFF">
+      <w:start w:val="1"/>
+      <w:numFmt w:val="decimal"/>
+      <w:lvlText w:val="%1."/>
+      <w:lvlJc w:val="left"/>
+      <w:pPr>
+        <w:ind w:left="720" w:hanging="360"/>
+      </w:pPr>
+    </w:lvl>
+    <w:lvl w:ilvl="1" w:tplc="FFFFFFFF" w:tentative="1">
+      <w:start w:val="1"/>
+      <w:numFmt w:val="lowerLetter"/>
+      <w:lvlText w:val="%2."/>
+      <w:lvlJc w:val="left"/>
+      <w:pPr>
+        <w:ind w:left="1440" w:hanging="360"/>
+      </w:pPr>
+    </w:lvl>
+    <w:lvl w:ilvl="2" w:tplc="FFFFFFFF" w:tentative="1">
+      <w:start w:val="1"/>
+      <w:numFmt w:val="lowerRoman"/>
+      <w:lvlText w:val="%3."/>
+      <w:lvlJc w:val="right"/>
+      <w:pPr>
+        <w:ind w:left="2160" w:hanging="180"/>
+      </w:pPr>
+    </w:lvl>
+    <w:lvl w:ilvl="3" w:tplc="FFFFFFFF" w:tentative="1">
+      <w:start w:val="1"/>
+      <w:numFmt w:val="decimal"/>
+      <w:lvlText w:val="%4."/>
+      <w:lvlJc w:val="left"/>
+      <w:pPr>
+        <w:ind w:left="2880" w:hanging="360"/>
+      </w:pPr>
+    </w:lvl>
+    <w:lvl w:ilvl="4" w:tplc="FFFFFFFF" w:tentative="1">
+      <w:start w:val="1"/>
+      <w:numFmt w:val="lowerLetter"/>
+      <w:lvlText w:val="%5."/>
+      <w:lvlJc w:val="left"/>
+      <w:pPr>
+        <w:ind w:left="3600" w:hanging="360"/>
+      </w:pPr>
+    </w:lvl>
+    <w:lvl w:ilvl="5" w:tplc="FFFFFFFF" w:tentative="1">
+      <w:start w:val="1"/>
+      <w:numFmt w:val="lowerRoman"/>
+      <w:lvlText w:val="%6."/>
+      <w:lvlJc w:val="right"/>
+      <w:pPr>
+        <w:ind w:left="4320" w:hanging="180"/>
+      </w:pPr>
+    </w:lvl>
+    <w:lvl w:ilvl="6" w:tplc="FFFFFFFF" w:tentative="1">
+      <w:start w:val="1"/>
+      <w:numFmt w:val="decimal"/>
+      <w:lvlText w:val="%7."/>
+      <w:lvlJc w:val="left"/>
+      <w:pPr>
+        <w:ind w:left="5040" w:hanging="360"/>
+      </w:pPr>
+    </w:lvl>
+    <w:lvl w:ilvl="7" w:tplc="FFFFFFFF" w:tentative="1">
+      <w:start w:val="1"/>
+      <w:numFmt w:val="lowerLetter"/>
+      <w:lvlText w:val="%8."/>
+      <w:lvlJc w:val="left"/>
+      <w:pPr>
+        <w:ind w:left="5760" w:hanging="360"/>
+      </w:pPr>
+    </w:lvl>
+    <w:lvl w:ilvl="8" w:tplc="FFFFFFFF" w:tentative="1">
+      <w:start w:val="1"/>
+      <w:numFmt w:val="lowerRoman"/>
+      <w:lvlText w:val="%9."/>
+      <w:lvlJc w:val="right"/>
+      <w:pPr>
+        <w:ind w:left="6480" w:hanging="180"/>
+      </w:pPr>
+    </w:lvl>
+  </w:abstractNum>
+  <w:abstractNum w:abstractNumId="13" w15:restartNumberingAfterBreak="0">
     <w:nsid w:val="690F237F"/>
     <w:multiLevelType w:val="hybridMultilevel"/>
     <w:tmpl w:val="DC7633DE"/>
@@ -5578,7 +5957,7 @@
       </w:rPr>
     </w:lvl>
   </w:abstractNum>
-  <w:abstractNum w:abstractNumId="13" w15:restartNumberingAfterBreak="0">
+  <w:abstractNum w:abstractNumId="14" w15:restartNumberingAfterBreak="0">
     <w:nsid w:val="73FC6951"/>
     <w:multiLevelType w:val="hybridMultilevel"/>
     <w:tmpl w:val="3E885C4A"/>
@@ -5668,7 +6047,7 @@
     </w:lvl>
   </w:abstractNum>
   <w:num w:numId="1" w16cid:durableId="475803389">
-    <w:abstractNumId w:val="12"/>
+    <w:abstractNumId w:val="13"/>
   </w:num>
   <w:num w:numId="2" w16cid:durableId="1978220052">
     <w:abstractNumId w:val="3"/>
@@ -5701,13 +6080,16 @@
     <w:abstractNumId w:val="5"/>
   </w:num>
   <w:num w:numId="12" w16cid:durableId="977341379">
-    <w:abstractNumId w:val="13"/>
+    <w:abstractNumId w:val="14"/>
   </w:num>
   <w:num w:numId="13" w16cid:durableId="1773042373">
     <w:abstractNumId w:val="2"/>
   </w:num>
   <w:num w:numId="14" w16cid:durableId="1587153267">
     <w:abstractNumId w:val="1"/>
+  </w:num>
+  <w:num w:numId="15" w16cid:durableId="337584671">
+    <w:abstractNumId w:val="12"/>
   </w:num>
 </w:numbering>
 </file>
@@ -6313,7 +6695,6 @@
   <w:style w:type="character" w:default="1" w:styleId="DefaultParagraphFont">
     <w:name w:val="Default Paragraph Font"/>
     <w:uiPriority w:val="1"/>
-    <w:semiHidden/>
     <w:unhideWhenUsed/>
   </w:style>
   <w:style w:type="table" w:default="1" w:styleId="TableNormal">
@@ -6766,6 +7147,19 @@
       <w:ind w:left="440"/>
     </w:pPr>
   </w:style>
+  <w:style w:type="paragraph" w:styleId="NormalWeb">
+    <w:name w:val="Normal (Web)"/>
+    <w:basedOn w:val="Normal"/>
+    <w:uiPriority w:val="99"/>
+    <w:semiHidden/>
+    <w:unhideWhenUsed/>
+    <w:rsid w:val="00B86441"/>
+    <w:rPr>
+      <w:rFonts w:ascii="Times New Roman" w:hAnsi="Times New Roman" w:cs="Times New Roman"/>
+      <w:sz w:val="24"/>
+      <w:szCs w:val="24"/>
+    </w:rPr>
+  </w:style>
 </w:styles>
 </file>
 

--- a/Case Study 2/Executive Report - Bellabeat.docx
+++ b/Case Study 2/Executive Report - Bellabeat.docx
@@ -127,23 +127,13 @@
                                     <w:text/>
                                   </w:sdtPr>
                                   <w:sdtContent>
-                                    <w:proofErr w:type="spellStart"/>
                                     <w:r>
                                       <w:rPr>
                                         <w:color w:val="156082" w:themeColor="accent1"/>
                                         <w:sz w:val="72"/>
                                         <w:szCs w:val="72"/>
                                       </w:rPr>
-                                      <w:t>Bellabeat</w:t>
-                                    </w:r>
-                                    <w:proofErr w:type="spellEnd"/>
-                                    <w:r>
-                                      <w:rPr>
-                                        <w:color w:val="156082" w:themeColor="accent1"/>
-                                        <w:sz w:val="72"/>
-                                        <w:szCs w:val="72"/>
-                                      </w:rPr>
-                                      <w:t xml:space="preserve"> User Activity &amp; Health Insights</w:t>
+                                      <w:t>Bellabeat User Activity &amp; Health Insights</w:t>
                                     </w:r>
                                   </w:sdtContent>
                                 </w:sdt>
@@ -641,7 +631,7 @@
           <w:r>
             <w:fldChar w:fldCharType="separate"/>
           </w:r>
-          <w:hyperlink w:anchor="_Toc218795753" w:history="1">
+          <w:hyperlink w:anchor="_Toc219578604" w:history="1">
             <w:r>
               <w:rPr>
                 <w:rStyle w:val="Hyperlink"/>
@@ -668,7 +658,7 @@
                 <w:noProof/>
                 <w:webHidden/>
               </w:rPr>
-              <w:instrText xml:space="preserve"> PAGEREF _Toc218795753 \h </w:instrText>
+              <w:instrText xml:space="preserve"> PAGEREF _Toc219578604 \h </w:instrText>
             </w:r>
             <w:r>
               <w:rPr>
@@ -713,7 +703,7 @@
               <w:lang w:eastAsia="en-AU"/>
             </w:rPr>
           </w:pPr>
-          <w:hyperlink w:anchor="_Toc218795754" w:history="1">
+          <w:hyperlink w:anchor="_Toc219578605" w:history="1">
             <w:r>
               <w:rPr>
                 <w:rStyle w:val="Hyperlink"/>
@@ -740,7 +730,7 @@
                 <w:noProof/>
                 <w:webHidden/>
               </w:rPr>
-              <w:instrText xml:space="preserve"> PAGEREF _Toc218795754 \h </w:instrText>
+              <w:instrText xml:space="preserve"> PAGEREF _Toc219578605 \h </w:instrText>
             </w:r>
             <w:r>
               <w:rPr>
@@ -785,7 +775,7 @@
               <w:lang w:eastAsia="en-AU"/>
             </w:rPr>
           </w:pPr>
-          <w:hyperlink w:anchor="_Toc218795755" w:history="1">
+          <w:hyperlink w:anchor="_Toc219578606" w:history="1">
             <w:r>
               <w:rPr>
                 <w:rStyle w:val="Hyperlink"/>
@@ -812,7 +802,7 @@
                 <w:noProof/>
                 <w:webHidden/>
               </w:rPr>
-              <w:instrText xml:space="preserve"> PAGEREF _Toc218795755 \h </w:instrText>
+              <w:instrText xml:space="preserve"> PAGEREF _Toc219578606 \h </w:instrText>
             </w:r>
             <w:r>
               <w:rPr>
@@ -857,7 +847,7 @@
               <w:lang w:eastAsia="en-AU"/>
             </w:rPr>
           </w:pPr>
-          <w:hyperlink w:anchor="_Toc218795756" w:history="1">
+          <w:hyperlink w:anchor="_Toc219578607" w:history="1">
             <w:r>
               <w:rPr>
                 <w:rStyle w:val="Hyperlink"/>
@@ -884,7 +874,7 @@
                 <w:noProof/>
                 <w:webHidden/>
               </w:rPr>
-              <w:instrText xml:space="preserve"> PAGEREF _Toc218795756 \h </w:instrText>
+              <w:instrText xml:space="preserve"> PAGEREF _Toc219578607 \h </w:instrText>
             </w:r>
             <w:r>
               <w:rPr>
@@ -929,7 +919,7 @@
               <w:lang w:eastAsia="en-AU"/>
             </w:rPr>
           </w:pPr>
-          <w:hyperlink w:anchor="_Toc218795757" w:history="1">
+          <w:hyperlink w:anchor="_Toc219578608" w:history="1">
             <w:r>
               <w:rPr>
                 <w:rStyle w:val="Hyperlink"/>
@@ -956,7 +946,7 @@
                 <w:noProof/>
                 <w:webHidden/>
               </w:rPr>
-              <w:instrText xml:space="preserve"> PAGEREF _Toc218795757 \h </w:instrText>
+              <w:instrText xml:space="preserve"> PAGEREF _Toc219578608 \h </w:instrText>
             </w:r>
             <w:r>
               <w:rPr>
@@ -1001,7 +991,7 @@
               <w:lang w:eastAsia="en-AU"/>
             </w:rPr>
           </w:pPr>
-          <w:hyperlink w:anchor="_Toc218795758" w:history="1">
+          <w:hyperlink w:anchor="_Toc219578609" w:history="1">
             <w:r>
               <w:rPr>
                 <w:rStyle w:val="Hyperlink"/>
@@ -1028,7 +1018,7 @@
                 <w:noProof/>
                 <w:webHidden/>
               </w:rPr>
-              <w:instrText xml:space="preserve"> PAGEREF _Toc218795758 \h </w:instrText>
+              <w:instrText xml:space="preserve"> PAGEREF _Toc219578609 \h </w:instrText>
             </w:r>
             <w:r>
               <w:rPr>
@@ -1073,7 +1063,7 @@
               <w:lang w:eastAsia="en-AU"/>
             </w:rPr>
           </w:pPr>
-          <w:hyperlink w:anchor="_Toc218795759" w:history="1">
+          <w:hyperlink w:anchor="_Toc219578610" w:history="1">
             <w:r>
               <w:rPr>
                 <w:rStyle w:val="Hyperlink"/>
@@ -1100,7 +1090,7 @@
                 <w:noProof/>
                 <w:webHidden/>
               </w:rPr>
-              <w:instrText xml:space="preserve"> PAGEREF _Toc218795759 \h </w:instrText>
+              <w:instrText xml:space="preserve"> PAGEREF _Toc219578610 \h </w:instrText>
             </w:r>
             <w:r>
               <w:rPr>
@@ -1145,13 +1135,13 @@
               <w:lang w:eastAsia="en-AU"/>
             </w:rPr>
           </w:pPr>
-          <w:hyperlink w:anchor="_Toc218795760" w:history="1">
+          <w:hyperlink w:anchor="_Toc219578611" w:history="1">
             <w:r>
               <w:rPr>
                 <w:rStyle w:val="Hyperlink"/>
                 <w:noProof/>
               </w:rPr>
-              <w:t>4.1Trends in Smart Device Usage</w:t>
+              <w:t>4.1 Trends in Smart Device Usage</w:t>
             </w:r>
             <w:r>
               <w:rPr>
@@ -1172,7 +1162,7 @@
                 <w:noProof/>
                 <w:webHidden/>
               </w:rPr>
-              <w:instrText xml:space="preserve"> PAGEREF _Toc218795760 \h </w:instrText>
+              <w:instrText xml:space="preserve"> PAGEREF _Toc219578611 \h </w:instrText>
             </w:r>
             <w:r>
               <w:rPr>
@@ -1217,13 +1207,13 @@
               <w:lang w:eastAsia="en-AU"/>
             </w:rPr>
           </w:pPr>
-          <w:hyperlink w:anchor="_Toc218795761" w:history="1">
+          <w:hyperlink w:anchor="_Toc219578612" w:history="1">
             <w:r>
               <w:rPr>
                 <w:rStyle w:val="Hyperlink"/>
                 <w:noProof/>
               </w:rPr>
-              <w:t>4.2 Application of Trends to Bellabeat Customers</w:t>
+              <w:t>4.2 Application of Trends</w:t>
             </w:r>
             <w:r>
               <w:rPr>
@@ -1244,7 +1234,7 @@
                 <w:noProof/>
                 <w:webHidden/>
               </w:rPr>
-              <w:instrText xml:space="preserve"> PAGEREF _Toc218795761 \h </w:instrText>
+              <w:instrText xml:space="preserve"> PAGEREF _Toc219578612 \h </w:instrText>
             </w:r>
             <w:r>
               <w:rPr>
@@ -1289,7 +1279,7 @@
               <w:lang w:eastAsia="en-AU"/>
             </w:rPr>
           </w:pPr>
-          <w:hyperlink w:anchor="_Toc218795762" w:history="1">
+          <w:hyperlink w:anchor="_Toc219578613" w:history="1">
             <w:r>
               <w:rPr>
                 <w:rStyle w:val="Hyperlink"/>
@@ -1316,7 +1306,7 @@
                 <w:noProof/>
                 <w:webHidden/>
               </w:rPr>
-              <w:instrText xml:space="preserve"> PAGEREF _Toc218795762 \h </w:instrText>
+              <w:instrText xml:space="preserve"> PAGEREF _Toc219578613 \h </w:instrText>
             </w:r>
             <w:r>
               <w:rPr>
@@ -1361,7 +1351,7 @@
               <w:lang w:eastAsia="en-AU"/>
             </w:rPr>
           </w:pPr>
-          <w:hyperlink w:anchor="_Toc218795763" w:history="1">
+          <w:hyperlink w:anchor="_Toc219578614" w:history="1">
             <w:r>
               <w:rPr>
                 <w:rStyle w:val="Hyperlink"/>
@@ -1388,7 +1378,7 @@
                 <w:noProof/>
                 <w:webHidden/>
               </w:rPr>
-              <w:instrText xml:space="preserve"> PAGEREF _Toc218795763 \h </w:instrText>
+              <w:instrText xml:space="preserve"> PAGEREF _Toc219578614 \h </w:instrText>
             </w:r>
             <w:r>
               <w:rPr>
@@ -1433,7 +1423,7 @@
               <w:lang w:eastAsia="en-AU"/>
             </w:rPr>
           </w:pPr>
-          <w:hyperlink w:anchor="_Toc218795764" w:history="1">
+          <w:hyperlink w:anchor="_Toc219578615" w:history="1">
             <w:r>
               <w:rPr>
                 <w:rStyle w:val="Hyperlink"/>
@@ -1460,7 +1450,7 @@
                 <w:noProof/>
                 <w:webHidden/>
               </w:rPr>
-              <w:instrText xml:space="preserve"> PAGEREF _Toc218795764 \h </w:instrText>
+              <w:instrText xml:space="preserve"> PAGEREF _Toc219578615 \h </w:instrText>
             </w:r>
             <w:r>
               <w:rPr>
@@ -1497,8 +1487,15 @@
             <w:tabs>
               <w:tab w:val="right" w:leader="dot" w:pos="9016"/>
             </w:tabs>
+            <w:rPr>
+              <w:rFonts w:eastAsiaTheme="minorEastAsia"/>
+              <w:noProof/>
+              <w:sz w:val="24"/>
+              <w:szCs w:val="24"/>
+              <w:lang w:eastAsia="en-AU"/>
+            </w:rPr>
           </w:pPr>
-          <w:hyperlink w:anchor="_Toc218795765" w:history="1">
+          <w:hyperlink w:anchor="_Toc219578616" w:history="1">
             <w:r>
               <w:rPr>
                 <w:rStyle w:val="Hyperlink"/>
@@ -1525,7 +1522,7 @@
                 <w:noProof/>
                 <w:webHidden/>
               </w:rPr>
-              <w:instrText xml:space="preserve"> PAGEREF _Toc218795765 \h </w:instrText>
+              <w:instrText xml:space="preserve"> PAGEREF _Toc219578616 \h </w:instrText>
             </w:r>
             <w:r>
               <w:rPr>
@@ -1555,6 +1552,14 @@
               <w:fldChar w:fldCharType="end"/>
             </w:r>
           </w:hyperlink>
+        </w:p>
+        <w:p>
+          <w:pPr>
+            <w:pStyle w:val="TOC1"/>
+            <w:tabs>
+              <w:tab w:val="right" w:leader="dot" w:pos="9016"/>
+            </w:tabs>
+          </w:pPr>
           <w:r>
             <w:rPr>
               <w:b/>
@@ -1573,10 +1578,7 @@
         <w:jc w:val="center"/>
       </w:pPr>
       <w:r>
-        <w:t xml:space="preserve">Table of </w:t>
-      </w:r>
-      <w:r>
-        <w:t>Figures</w:t>
+        <w:t>Table of Figures</w:t>
       </w:r>
     </w:p>
     <w:p/>
@@ -2572,7 +2574,7 @@
       <w:pPr>
         <w:pStyle w:val="Heading1"/>
       </w:pPr>
-      <w:bookmarkStart w:id="0" w:name="_Toc218795753"/>
+      <w:bookmarkStart w:id="0" w:name="_Toc219578604"/>
       <w:r>
         <w:lastRenderedPageBreak/>
         <w:t>1.0 Business Task</w:t>
@@ -2589,13 +2591,8 @@
         <w:t xml:space="preserve">Title: </w:t>
       </w:r>
       <w:r>
-        <w:t xml:space="preserve">Smart Device Usage Analysis for </w:t>
-      </w:r>
-      <w:proofErr w:type="spellStart"/>
-      <w:r>
-        <w:t>Bellabeat</w:t>
-      </w:r>
-      <w:proofErr w:type="spellEnd"/>
+        <w:t>Smart Device Usage Analysis for Bellabeat</w:t>
+      </w:r>
     </w:p>
     <w:p>
       <w:pPr>
@@ -2613,35 +2610,14 @@
       </w:r>
     </w:p>
     <w:p>
-      <w:proofErr w:type="spellStart"/>
-      <w:r>
-        <w:t>Bellabeat</w:t>
-      </w:r>
-      <w:proofErr w:type="spellEnd"/>
-      <w:r>
-        <w:t xml:space="preserve">, a high-tech manufacturer of health-focused smart products for women, aims to expand their presence within the global smart device market. To </w:t>
+      <w:r>
+        <w:t xml:space="preserve">Bellabeat, a high-tech manufacturer of health-focused smart products for women, aims to expand their presence within the global smart device market. To </w:t>
       </w:r>
       <w:r>
         <w:t>achieve</w:t>
       </w:r>
       <w:r>
-        <w:t xml:space="preserve"> this goal, </w:t>
-      </w:r>
-      <w:proofErr w:type="spellStart"/>
-      <w:r>
-        <w:t>Bellabeat</w:t>
-      </w:r>
-      <w:proofErr w:type="spellEnd"/>
-      <w:r>
-        <w:t xml:space="preserve"> seeks to understand how consumers currently use smart devices to monitor and improve their health. These insights will guide marketing strategies for </w:t>
-      </w:r>
-      <w:proofErr w:type="spellStart"/>
-      <w:r>
-        <w:t>Bellabeat’s</w:t>
-      </w:r>
-      <w:proofErr w:type="spellEnd"/>
-      <w:r>
-        <w:t xml:space="preserve"> flagship product, </w:t>
+        <w:t xml:space="preserve"> this goal, Bellabeat seeks to understand how consumers currently use smart devices to monitor and improve their health. These insights will guide marketing strategies for Bellabeat’s flagship product, </w:t>
       </w:r>
       <w:r>
         <w:rPr>
@@ -2671,7 +2647,15 @@
     </w:p>
     <w:p>
       <w:r>
-        <w:t>The project aims to identify which key health metrics – such as sleep, activity levels or calorie expenditure – most strongly correlating with improved overall health.</w:t>
+        <w:t xml:space="preserve">The project aims to identify which key health metrics – such as sleep, activity </w:t>
+      </w:r>
+      <w:proofErr w:type="gramStart"/>
+      <w:r>
+        <w:t>levels</w:t>
+      </w:r>
+      <w:proofErr w:type="gramEnd"/>
+      <w:r>
+        <w:t xml:space="preserve"> or calorie expenditure – most strongly correlating with improved overall health.</w:t>
       </w:r>
     </w:p>
     <w:p>
@@ -2698,7 +2682,15 @@
         </w:numPr>
       </w:pPr>
       <w:r>
-        <w:t>What are some trends in smart devices usage?</w:t>
+        <w:t xml:space="preserve">What are </w:t>
+      </w:r>
+      <w:proofErr w:type="gramStart"/>
+      <w:r>
+        <w:t>some</w:t>
+      </w:r>
+      <w:proofErr w:type="gramEnd"/>
+      <w:r>
+        <w:t xml:space="preserve"> trends in smart devices usage?</w:t>
       </w:r>
     </w:p>
     <w:p>
@@ -2710,15 +2702,7 @@
         </w:numPr>
       </w:pPr>
       <w:r>
-        <w:t xml:space="preserve">How could these trends apply to </w:t>
-      </w:r>
-      <w:proofErr w:type="spellStart"/>
-      <w:r>
-        <w:t>Bellabeat</w:t>
-      </w:r>
-      <w:proofErr w:type="spellEnd"/>
-      <w:r>
-        <w:t xml:space="preserve"> customers?</w:t>
+        <w:t>How could these trends apply to Bellabeat customers?</w:t>
       </w:r>
     </w:p>
     <w:p>
@@ -2730,15 +2714,7 @@
         </w:numPr>
       </w:pPr>
       <w:r>
-        <w:t xml:space="preserve">How could these trends hep influence </w:t>
-      </w:r>
-      <w:proofErr w:type="spellStart"/>
-      <w:r>
-        <w:t>Bellabeat</w:t>
-      </w:r>
-      <w:proofErr w:type="spellEnd"/>
-      <w:r>
-        <w:t xml:space="preserve"> marketing strategy?</w:t>
+        <w:t>How could these trends hep influence Bellabeat marketing strategy?</w:t>
       </w:r>
     </w:p>
     <w:p>
@@ -2824,15 +2800,7 @@
         <w:t>D</w:t>
       </w:r>
       <w:r>
-        <w:t xml:space="preserve">etailed executive report summarising findings, insights, and actionable recommendations for </w:t>
-      </w:r>
-      <w:proofErr w:type="spellStart"/>
-      <w:r>
-        <w:t>Bellabeat’s</w:t>
-      </w:r>
-      <w:proofErr w:type="spellEnd"/>
-      <w:r>
-        <w:t xml:space="preserve"> marketing team.</w:t>
+        <w:t>etailed executive report summarising findings, insights, and actionable recommendations for Bellabeat’s marketing team.</w:t>
       </w:r>
     </w:p>
     <w:p/>
@@ -2850,7 +2818,7 @@
       <w:pPr>
         <w:pStyle w:val="Heading1"/>
       </w:pPr>
-      <w:bookmarkStart w:id="1" w:name="_Toc218795754"/>
+      <w:bookmarkStart w:id="1" w:name="_Toc219578605"/>
       <w:r>
         <w:rPr>
           <w:color w:val="0F4761" w:themeColor="accent1" w:themeShade="BF"/>
@@ -2906,15 +2874,7 @@
         <w:t>construct</w:t>
       </w:r>
       <w:r>
-        <w:t xml:space="preserve"> applicable recommendations for </w:t>
-      </w:r>
-      <w:proofErr w:type="spellStart"/>
-      <w:r>
-        <w:t>Bellabeat</w:t>
-      </w:r>
-      <w:proofErr w:type="spellEnd"/>
-      <w:r>
-        <w:t xml:space="preserve">. The dataset contains multiple data files pertaining to various user health metrics collected over the 90-day period. </w:t>
+        <w:t xml:space="preserve"> applicable recommendations for Bellabeat. The dataset contains multiple data files pertaining to various user health metrics collected over the 90-day period. </w:t>
       </w:r>
       <w:r>
         <w:t>Within</w:t>
@@ -2971,8 +2931,13 @@
         <w:t>ing</w:t>
       </w:r>
       <w:r>
-        <w:t xml:space="preserve"> total steps, total distance, active minutes etc.</w:t>
-      </w:r>
+        <w:t xml:space="preserve"> total steps, total distance, active minutes </w:t>
+      </w:r>
+      <w:proofErr w:type="gramStart"/>
+      <w:r>
+        <w:t>etc.</w:t>
+      </w:r>
+      <w:proofErr w:type="gramEnd"/>
     </w:p>
     <w:p>
       <w:pPr>
@@ -3348,7 +3313,15 @@
     </w:p>
     <w:p>
       <w:r>
-        <w:t xml:space="preserve">Each data file was imported and cleaned </w:t>
+        <w:t xml:space="preserve">Each data file </w:t>
+      </w:r>
+      <w:proofErr w:type="gramStart"/>
+      <w:r>
+        <w:t>was imported</w:t>
+      </w:r>
+      <w:proofErr w:type="gramEnd"/>
+      <w:r>
+        <w:t xml:space="preserve"> and cleaned </w:t>
       </w:r>
       <w:r>
         <w:t xml:space="preserve">using </w:t>
@@ -3369,14 +3342,22 @@
         <w:t xml:space="preserve"> to prepare </w:t>
       </w:r>
       <w:r>
-        <w:t>for analysis. Final exploratory, statistical, and visual analyses were performed using Tableau.</w:t>
+        <w:t xml:space="preserve">for analysis. Final exploratory, statistical, and visual analyses </w:t>
+      </w:r>
+      <w:proofErr w:type="gramStart"/>
+      <w:r>
+        <w:t>were performed</w:t>
+      </w:r>
+      <w:proofErr w:type="gramEnd"/>
+      <w:r>
+        <w:t xml:space="preserve"> using Tableau.</w:t>
       </w:r>
     </w:p>
     <w:p>
       <w:pPr>
         <w:pStyle w:val="Heading1"/>
       </w:pPr>
-      <w:bookmarkStart w:id="2" w:name="_Toc218795755"/>
+      <w:bookmarkStart w:id="2" w:name="_Toc219578606"/>
       <w:r>
         <w:lastRenderedPageBreak/>
         <w:t>3.0 Data Cleaning &amp; Preparation</w:t>
@@ -3388,7 +3369,7 @@
         <w:pStyle w:val="Heading2"/>
         <w:ind w:firstLine="720"/>
       </w:pPr>
-      <w:bookmarkStart w:id="3" w:name="_Toc218795756"/>
+      <w:bookmarkStart w:id="3" w:name="_Toc219578607"/>
       <w:r>
         <w:t>3.1 Data Consolidation</w:t>
       </w:r>
@@ -3433,7 +3414,15 @@
         <w:t xml:space="preserve"> </w:t>
       </w:r>
       <w:r>
-        <w:t xml:space="preserve">by Mobius for analysis involved addressing the organisation of the raw data files. Upon downloading, the zip file was found to contain two separate directories: </w:t>
+        <w:t xml:space="preserve">by Mobius for analysis involved addressing the organisation of the raw data files. Upon downloading, the zip file </w:t>
+      </w:r>
+      <w:proofErr w:type="gramStart"/>
+      <w:r>
+        <w:t>was found</w:t>
+      </w:r>
+      <w:proofErr w:type="gramEnd"/>
+      <w:r>
+        <w:t xml:space="preserve"> to contain two separate directories: </w:t>
       </w:r>
       <w:proofErr w:type="spellStart"/>
       <w:r>
@@ -3477,7 +3466,15 @@
         <w:t>stored</w:t>
       </w:r>
       <w:r>
-        <w:t xml:space="preserve"> datasets that corresponded to specific date ranges, resulting in the relevant data being split between the two directories. To ensure a seamless </w:t>
+        <w:t xml:space="preserve"> datasets that corresponded to specific date ranges, resulting in the relevant data </w:t>
+      </w:r>
+      <w:proofErr w:type="gramStart"/>
+      <w:r>
+        <w:t>being split</w:t>
+      </w:r>
+      <w:proofErr w:type="gramEnd"/>
+      <w:r>
+        <w:t xml:space="preserve"> between the two directories. To ensure a seamless </w:t>
       </w:r>
       <w:r>
         <w:t>cleaning</w:t>
@@ -3491,7 +3488,15 @@
     </w:p>
     <w:p>
       <w:r>
-        <w:t xml:space="preserve">This was accomplished by developing a Python script, </w:t>
+        <w:t xml:space="preserve">This </w:t>
+      </w:r>
+      <w:proofErr w:type="gramStart"/>
+      <w:r>
+        <w:t>was accomplished</w:t>
+      </w:r>
+      <w:proofErr w:type="gramEnd"/>
+      <w:r>
+        <w:t xml:space="preserve"> by developing a Python script, </w:t>
       </w:r>
       <w:r>
         <w:rPr>
@@ -3518,7 +3523,15 @@
         <w:t xml:space="preserve">. </w:t>
       </w:r>
       <w:r>
-        <w:t>By consolidating the datasets, subsequent data cleaning and analysis could be performed more efficiently and accurately.</w:t>
+        <w:t xml:space="preserve">By consolidating the datasets, subsequent data cleaning and analysis could </w:t>
+      </w:r>
+      <w:proofErr w:type="gramStart"/>
+      <w:r>
+        <w:t>be performed</w:t>
+      </w:r>
+      <w:proofErr w:type="gramEnd"/>
+      <w:r>
+        <w:t xml:space="preserve"> more efficiently and accurately.</w:t>
       </w:r>
     </w:p>
     <w:p/>
@@ -3527,7 +3540,7 @@
         <w:pStyle w:val="Heading2"/>
         <w:ind w:firstLine="720"/>
       </w:pPr>
-      <w:bookmarkStart w:id="4" w:name="_Toc218795757"/>
+      <w:bookmarkStart w:id="4" w:name="_Toc219578608"/>
       <w:r>
         <w:t>3.2 Data Cleaning</w:t>
       </w:r>
@@ -3548,7 +3561,31 @@
         <w:t xml:space="preserve">ve </w:t>
       </w:r>
       <w:r>
-        <w:t>procedure using both Excel and MySQL. MySQL was utilised for handling larger files that surpassed Excel’s capacity. The process involved several key step</w:t>
+        <w:t xml:space="preserve">procedure using both Excel and MySQL. MySQL was </w:t>
+      </w:r>
+      <w:proofErr w:type="gramStart"/>
+      <w:r>
+        <w:t>utilised</w:t>
+      </w:r>
+      <w:proofErr w:type="gramEnd"/>
+      <w:r>
+        <w:t xml:space="preserve"> for </w:t>
+      </w:r>
+      <w:proofErr w:type="gramStart"/>
+      <w:r>
+        <w:t>handling</w:t>
+      </w:r>
+      <w:proofErr w:type="gramEnd"/>
+      <w:r>
+        <w:t xml:space="preserve"> larger files that surpassed Excel’s capacity. The process involved </w:t>
+      </w:r>
+      <w:proofErr w:type="gramStart"/>
+      <w:r>
+        <w:t>several</w:t>
+      </w:r>
+      <w:proofErr w:type="gramEnd"/>
+      <w:r>
+        <w:t xml:space="preserve"> key step</w:t>
       </w:r>
       <w:r>
         <w:t>s</w:t>
@@ -3584,7 +3621,15 @@
         <w:t>:</w:t>
       </w:r>
       <w:r>
-        <w:t xml:space="preserve"> Duplicate records were identified and deleted to maintain the accuracy of results and subsequently prevent bias analysis. </w:t>
+        <w:t xml:space="preserve"> Duplicate records </w:t>
+      </w:r>
+      <w:proofErr w:type="gramStart"/>
+      <w:r>
+        <w:t>were identified</w:t>
+      </w:r>
+      <w:proofErr w:type="gramEnd"/>
+      <w:r>
+        <w:t xml:space="preserve"> and deleted to maintain the accuracy of results and subsequently prevent bias analysis. </w:t>
       </w:r>
     </w:p>
     <w:p>
@@ -3654,11 +3699,16 @@
       </w:r>
       <w:proofErr w:type="spellEnd"/>
       <w:r>
-        <w:t xml:space="preserve">’ originally consisting of both date and time information, were </w:t>
+        <w:t xml:space="preserve">’ originally consisting of both date and time information, </w:t>
+      </w:r>
+      <w:proofErr w:type="gramStart"/>
+      <w:r>
+        <w:t xml:space="preserve">were </w:t>
       </w:r>
       <w:r>
         <w:t>divided</w:t>
       </w:r>
+      <w:proofErr w:type="gramEnd"/>
       <w:r>
         <w:t xml:space="preserve"> into distinct time and date columns to enable more precise time-series analysis.</w:t>
       </w:r>
@@ -3679,7 +3729,15 @@
         <w:t>Standardisation of Units and Formats</w:t>
       </w:r>
       <w:r>
-        <w:t>: Units of measurement, such as distance and weight were standardised and significant figures were aligned.</w:t>
+        <w:t xml:space="preserve">: Units of measurement, such as distance and weight were standardised and significant figures </w:t>
+      </w:r>
+      <w:proofErr w:type="gramStart"/>
+      <w:r>
+        <w:t>were aligned</w:t>
+      </w:r>
+      <w:proofErr w:type="gramEnd"/>
+      <w:r>
+        <w:t>.</w:t>
       </w:r>
     </w:p>
     <w:p>
@@ -3690,57 +3748,74 @@
           <w:numId w:val="12"/>
         </w:numPr>
       </w:pPr>
+      <w:proofErr w:type="gramStart"/>
       <w:r>
         <w:rPr>
           <w:b/>
           <w:bCs/>
         </w:rPr>
-        <w:t xml:space="preserve">Handling </w:t>
-      </w:r>
+        <w:t>Handling</w:t>
+      </w:r>
+      <w:proofErr w:type="gramEnd"/>
       <w:r>
         <w:rPr>
           <w:b/>
           <w:bCs/>
         </w:rPr>
-        <w:t>M</w:t>
+        <w:t xml:space="preserve"> </w:t>
       </w:r>
       <w:r>
         <w:rPr>
           <w:b/>
           <w:bCs/>
         </w:rPr>
-        <w:t xml:space="preserve">issing or </w:t>
+        <w:t>M</w:t>
       </w:r>
       <w:r>
         <w:rPr>
           <w:b/>
           <w:bCs/>
         </w:rPr>
-        <w:t>N</w:t>
+        <w:t xml:space="preserve">issing or </w:t>
       </w:r>
       <w:r>
         <w:rPr>
           <w:b/>
           <w:bCs/>
         </w:rPr>
-        <w:t xml:space="preserve">ull </w:t>
+        <w:t>N</w:t>
       </w:r>
       <w:r>
         <w:rPr>
           <w:b/>
           <w:bCs/>
         </w:rPr>
-        <w:t>V</w:t>
+        <w:t xml:space="preserve">ull </w:t>
       </w:r>
       <w:r>
         <w:rPr>
           <w:b/>
           <w:bCs/>
         </w:rPr>
+        <w:t>V</w:t>
+      </w:r>
+      <w:r>
+        <w:rPr>
+          <w:b/>
+          <w:bCs/>
+        </w:rPr>
         <w:t>alues</w:t>
       </w:r>
       <w:r>
-        <w:t>: Instances of missing data were carefully identified and managed.</w:t>
+        <w:t xml:space="preserve">: Instances of missing data </w:t>
+      </w:r>
+      <w:proofErr w:type="gramStart"/>
+      <w:r>
+        <w:t>were carefully identified</w:t>
+      </w:r>
+      <w:proofErr w:type="gramEnd"/>
+      <w:r>
+        <w:t xml:space="preserve"> and managed.</w:t>
       </w:r>
     </w:p>
     <w:p>
@@ -3794,7 +3869,23 @@
         <w:t>onversions</w:t>
       </w:r>
       <w:r>
-        <w:t>: Text fields were converted to numeric or datetime types as necessary, enabling calculations and aggregation to be performed during analysis.</w:t>
+        <w:t xml:space="preserve">: Text fields </w:t>
+      </w:r>
+      <w:proofErr w:type="gramStart"/>
+      <w:r>
+        <w:t>were converted</w:t>
+      </w:r>
+      <w:proofErr w:type="gramEnd"/>
+      <w:r>
+        <w:t xml:space="preserve"> to numeric or datetime types as necessary, enabling calculations and aggregation to </w:t>
+      </w:r>
+      <w:proofErr w:type="gramStart"/>
+      <w:r>
+        <w:t>be performed</w:t>
+      </w:r>
+      <w:proofErr w:type="gramEnd"/>
+      <w:r>
+        <w:t xml:space="preserve"> during analysis.</w:t>
       </w:r>
     </w:p>
     <w:p>
@@ -3841,9 +3932,9 @@
           <w:sz w:val="21"/>
           <w:szCs w:val="21"/>
         </w:rPr>
-        <w:t>*Complete cleaning log can be found in ‘</w:t>
-      </w:r>
-      <w:proofErr w:type="spellStart"/>
+        <w:t xml:space="preserve">*Complete cleaning log can </w:t>
+      </w:r>
+      <w:proofErr w:type="gramStart"/>
       <w:r>
         <w:rPr>
           <w:i/>
@@ -3852,9 +3943,9 @@
           <w:sz w:val="21"/>
           <w:szCs w:val="21"/>
         </w:rPr>
-        <w:t>cleaning_</w:t>
-      </w:r>
-      <w:proofErr w:type="gramStart"/>
+        <w:t>be found</w:t>
+      </w:r>
+      <w:proofErr w:type="gramEnd"/>
       <w:r>
         <w:rPr>
           <w:i/>
@@ -3863,10 +3954,9 @@
           <w:sz w:val="21"/>
           <w:szCs w:val="21"/>
         </w:rPr>
-        <w:t>log.xslx</w:t>
-      </w:r>
-      <w:proofErr w:type="spellEnd"/>
-      <w:proofErr w:type="gramEnd"/>
+        <w:t xml:space="preserve"> in ‘</w:t>
+      </w:r>
+      <w:proofErr w:type="spellStart"/>
       <w:r>
         <w:rPr>
           <w:i/>
@@ -3875,6 +3965,29 @@
           <w:sz w:val="21"/>
           <w:szCs w:val="21"/>
         </w:rPr>
+        <w:t>cleaning_</w:t>
+      </w:r>
+      <w:proofErr w:type="gramStart"/>
+      <w:r>
+        <w:rPr>
+          <w:i/>
+          <w:iCs/>
+          <w:color w:val="595959" w:themeColor="text1" w:themeTint="A6"/>
+          <w:sz w:val="21"/>
+          <w:szCs w:val="21"/>
+        </w:rPr>
+        <w:t>log.xslx</w:t>
+      </w:r>
+      <w:proofErr w:type="spellEnd"/>
+      <w:proofErr w:type="gramEnd"/>
+      <w:r>
+        <w:rPr>
+          <w:i/>
+          <w:iCs/>
+          <w:color w:val="595959" w:themeColor="text1" w:themeTint="A6"/>
+          <w:sz w:val="21"/>
+          <w:szCs w:val="21"/>
+        </w:rPr>
         <w:t>’</w:t>
       </w:r>
     </w:p>
@@ -3885,7 +3998,7 @@
         <w:pStyle w:val="Heading2"/>
         <w:ind w:firstLine="720"/>
       </w:pPr>
-      <w:bookmarkStart w:id="6" w:name="_Toc218795758"/>
+      <w:bookmarkStart w:id="6" w:name="_Toc219578609"/>
       <w:r>
         <w:lastRenderedPageBreak/>
         <w:t xml:space="preserve">3.3 </w:t>
@@ -3901,7 +4014,11 @@
     <w:p/>
     <w:p>
       <w:r>
-        <w:t xml:space="preserve">A key limitation of this project is the substantial volume of missing data across all data files. This likely </w:t>
+        <w:t xml:space="preserve">A key limitation of this project is the substantial volume of missing data across all data files. This </w:t>
+      </w:r>
+      <w:proofErr w:type="gramStart"/>
+      <w:r>
+        <w:t xml:space="preserve">likely </w:t>
       </w:r>
       <w:r>
         <w:t>affect</w:t>
@@ -3909,6 +4026,7 @@
       <w:r>
         <w:t>ed</w:t>
       </w:r>
+      <w:proofErr w:type="gramEnd"/>
       <w:r>
         <w:t xml:space="preserve"> the </w:t>
       </w:r>
@@ -3928,7 +4046,15 @@
         <w:t xml:space="preserve">have </w:t>
       </w:r>
       <w:r>
-        <w:t>influence the representativeness of the findings. As a result, the conclusions should be interpreted with caution.</w:t>
+        <w:t xml:space="preserve">influence the representativeness of the findings. As a result, the conclusions should </w:t>
+      </w:r>
+      <w:proofErr w:type="gramStart"/>
+      <w:r>
+        <w:t>be interpreted</w:t>
+      </w:r>
+      <w:proofErr w:type="gramEnd"/>
+      <w:r>
+        <w:t xml:space="preserve"> with caution.</w:t>
       </w:r>
     </w:p>
     <w:p/>
@@ -3936,7 +4062,7 @@
       <w:pPr>
         <w:pStyle w:val="Heading1"/>
       </w:pPr>
-      <w:bookmarkStart w:id="7" w:name="_Toc218795759"/>
+      <w:bookmarkStart w:id="7" w:name="_Toc219578610"/>
       <w:r>
         <w:t>4.0 Analysis Summary</w:t>
       </w:r>
@@ -3947,11 +4073,14 @@
         <w:pStyle w:val="Heading2"/>
         <w:ind w:firstLine="720"/>
       </w:pPr>
-      <w:bookmarkStart w:id="8" w:name="_Toc218795760"/>
+      <w:bookmarkStart w:id="8" w:name="_Toc219578611"/>
       <w:r>
         <w:t>4.1</w:t>
       </w:r>
       <w:r>
+        <w:t xml:space="preserve"> </w:t>
+      </w:r>
+      <w:r>
         <w:t>Trends in Smart Device Usage</w:t>
       </w:r>
       <w:bookmarkEnd w:id="8"/>
@@ -3965,7 +4094,15 @@
         <w:t xml:space="preserve"> </w:t>
       </w:r>
       <w:r>
-        <w:t>However, a comparison between healthier and less healthy users revealed several notable trends:</w:t>
+        <w:t xml:space="preserve">However, a comparison between healthier and less healthy users revealed </w:t>
+      </w:r>
+      <w:proofErr w:type="gramStart"/>
+      <w:r>
+        <w:t>several</w:t>
+      </w:r>
+      <w:proofErr w:type="gramEnd"/>
+      <w:r>
+        <w:t xml:space="preserve"> notable trends:</w:t>
       </w:r>
     </w:p>
     <w:p/>
@@ -3984,7 +4121,15 @@
         <w:t xml:space="preserve"> a</w:t>
       </w:r>
       <w:r>
-        <w:t xml:space="preserve"> lower body weight take more steps and were generally more active than those with</w:t>
+        <w:t xml:space="preserve"> lower body weight take more steps and were </w:t>
+      </w:r>
+      <w:proofErr w:type="gramStart"/>
+      <w:r>
+        <w:t>generally more</w:t>
+      </w:r>
+      <w:proofErr w:type="gramEnd"/>
+      <w:r>
+        <w:t xml:space="preserve"> active than those with</w:t>
       </w:r>
       <w:r>
         <w:t xml:space="preserve"> a</w:t>
@@ -3993,16 +4138,7 @@
         <w:t xml:space="preserve"> higher body weight.</w:t>
       </w:r>
       <w:r>
-        <w:t xml:space="preserve"> [</w:t>
-      </w:r>
-      <w:r>
-        <w:rPr>
-          <w:color w:val="EE0000"/>
-        </w:rPr>
-        <w:t>add stat here</w:t>
-      </w:r>
-      <w:r>
-        <w:t>]</w:t>
+        <w:t xml:space="preserve"> </w:t>
       </w:r>
     </w:p>
     <w:p>
@@ -4035,16 +4171,7 @@
         <w:t xml:space="preserve"> higher body weight.</w:t>
       </w:r>
       <w:r>
-        <w:t xml:space="preserve"> [</w:t>
-      </w:r>
-      <w:r>
-        <w:rPr>
-          <w:color w:val="EE0000"/>
-        </w:rPr>
-        <w:t>add stat here</w:t>
-      </w:r>
-      <w:r>
-        <w:t>]</w:t>
+        <w:t xml:space="preserve"> </w:t>
       </w:r>
     </w:p>
     <w:p>
@@ -4076,21 +4203,6 @@
       <w:r>
         <w:t>.</w:t>
       </w:r>
-      <w:r>
-        <w:t xml:space="preserve"> </w:t>
-      </w:r>
-      <w:r>
-        <w:t>[</w:t>
-      </w:r>
-      <w:r>
-        <w:rPr>
-          <w:color w:val="EE0000"/>
-        </w:rPr>
-        <w:t>add stat here</w:t>
-      </w:r>
-      <w:r>
-        <w:t>]</w:t>
-      </w:r>
     </w:p>
     <w:p>
       <w:pPr>
@@ -4130,18 +4242,6 @@
       <w:r>
         <w:t xml:space="preserve"> </w:t>
       </w:r>
-      <w:r>
-        <w:t>[</w:t>
-      </w:r>
-      <w:r>
-        <w:rPr>
-          <w:color w:val="EE0000"/>
-        </w:rPr>
-        <w:t>add stat here</w:t>
-      </w:r>
-      <w:r>
-        <w:t>]</w:t>
-      </w:r>
     </w:p>
     <w:p>
       <w:pPr>
@@ -4153,35 +4253,19 @@
         <w:pStyle w:val="Heading2"/>
         <w:ind w:firstLine="720"/>
       </w:pPr>
-      <w:bookmarkStart w:id="9" w:name="_Toc218795761"/>
+      <w:bookmarkStart w:id="9" w:name="_Toc219578612"/>
       <w:r>
         <w:t xml:space="preserve">4.2 </w:t>
       </w:r>
       <w:r>
-        <w:t xml:space="preserve">Application of Trends to </w:t>
-      </w:r>
-      <w:proofErr w:type="spellStart"/>
-      <w:r>
-        <w:t>Bellabeat</w:t>
-      </w:r>
-      <w:proofErr w:type="spellEnd"/>
-      <w:r>
-        <w:t xml:space="preserve"> Customers</w:t>
+        <w:t>Application of Trends</w:t>
       </w:r>
       <w:bookmarkEnd w:id="9"/>
     </w:p>
     <w:p/>
     <w:p>
       <w:r>
-        <w:t xml:space="preserve">These observed trends can help </w:t>
-      </w:r>
-      <w:proofErr w:type="spellStart"/>
-      <w:r>
-        <w:t>Bellabeat</w:t>
-      </w:r>
-      <w:proofErr w:type="spellEnd"/>
-      <w:r>
-        <w:t xml:space="preserve"> better anticipate how different customer demographics use its products. Understanding differences among user segments can inform the development of tailored features designed to increase engagement across the user base. For example, segment-specific functionalities could motivate </w:t>
+        <w:t xml:space="preserve">These observed trends can help Bellabeat better anticipate how different customer demographics use its products. Understanding differences among user segments can inform the development of tailored features designed to increase engagement across the user base. For example, segment-specific functionalities could motivate </w:t>
       </w:r>
       <w:proofErr w:type="gramStart"/>
       <w:r>
@@ -4189,15 +4273,7 @@
       </w:r>
       <w:proofErr w:type="gramEnd"/>
       <w:r>
-        <w:t xml:space="preserve"> active users or reward healthier behaviours, thereby addressing the varying needs and habits of </w:t>
-      </w:r>
-      <w:proofErr w:type="spellStart"/>
-      <w:r>
-        <w:t>Bellabeat’s</w:t>
-      </w:r>
-      <w:proofErr w:type="spellEnd"/>
-      <w:r>
-        <w:t xml:space="preserve"> diverse customers. Collectively, these improvements may increase user satisfaction and support growth in overall user adoption.</w:t>
+        <w:t xml:space="preserve"> active users or reward healthier behaviours, thereby addressing the varying needs and habits of Bellabeat’s diverse customers. Collectively, these improvements may increase user satisfaction and support growth in overall user adoption.</w:t>
       </w:r>
     </w:p>
     <w:p/>
@@ -4209,7 +4285,7 @@
       <w:pPr>
         <w:pStyle w:val="Heading1"/>
       </w:pPr>
-      <w:bookmarkStart w:id="10" w:name="_Toc218795762"/>
+      <w:bookmarkStart w:id="10" w:name="_Toc219578613"/>
       <w:r>
         <w:lastRenderedPageBreak/>
         <w:t xml:space="preserve">5.0 </w:t>
@@ -4305,7 +4381,11 @@
           </mc:Choice>
           <mc:Fallback>
             <w:pict>
-              <v:shape w14:anchorId="63C6C417" id="Text Box 1" o:spid="_x0000_s1028" type="#_x0000_t202" style="position:absolute;margin-left:-.2pt;margin-top:259.35pt;width:451.3pt;height:.05pt;z-index:251667456;visibility:visible;mso-wrap-style:square;mso-wrap-distance-left:9pt;mso-wrap-distance-top:0;mso-wrap-distance-right:9pt;mso-wrap-distance-bottom:0;mso-position-horizontal:absolute;mso-position-horizontal-relative:text;mso-position-vertical:absolute;mso-position-vertical-relative:text;v-text-anchor:top" o:gfxdata="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" stroked="f">
+              <v:shapetype w14:anchorId="63C6C417" id="_x0000_t202" coordsize="21600,21600" o:spt="202" path="m,l,21600r21600,l21600,xe">
+                <v:stroke joinstyle="miter"/>
+                <v:path gradientshapeok="t" o:connecttype="rect"/>
+              </v:shapetype>
+              <v:shape id="Text Box 1" o:spid="_x0000_s1028" type="#_x0000_t202" style="position:absolute;margin-left:-.2pt;margin-top:259.35pt;width:451.3pt;height:.05pt;z-index:251667456;visibility:visible;mso-wrap-style:square;mso-wrap-distance-left:9pt;mso-wrap-distance-top:0;mso-wrap-distance-right:9pt;mso-wrap-distance-bottom:0;mso-position-horizontal:absolute;mso-position-horizontal-relative:text;mso-position-vertical:absolute;mso-position-vertical-relative:text;v-text-anchor:top" o:gfxdata="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" stroked="f">
                 <v:textbox style="mso-fit-shape-to-text:t" inset="0,0,0,0">
                   <w:txbxContent>
                     <w:p>
@@ -4342,6 +4422,9 @@
         </mc:AlternateContent>
       </w:r>
       <w:r>
+        <w:rPr>
+          <w:noProof/>
+        </w:rPr>
         <w:drawing>
           <wp:anchor distT="0" distB="0" distL="114300" distR="114300" simplePos="0" relativeHeight="251663360" behindDoc="0" locked="0" layoutInCell="1" allowOverlap="1" wp14:anchorId="7CFEC6BE" wp14:editId="7DDD52AA">
             <wp:simplePos x="0" y="0"/>
@@ -4733,7 +4816,15 @@
         </w:drawing>
       </w:r>
       <w:r>
-        <w:t>“Weight vs. Activity Measures” illustrates the relationship between body weight and various activity metrics, including total steps, total distance, and total active minutes. Across all three visualisations, a negative association is observed between individual users’ body weight and activity levels, suggesting that higher activity levels are associated with lower body weight. However, the wide dispersion of data points indicates that this relationship is weak.</w:t>
+        <w:t xml:space="preserve">“Weight vs. Activity Measures” illustrates the relationship between body weight and various activity metrics, including total steps, total distance, and total active minutes. Across all three visualisations, a negative association </w:t>
+      </w:r>
+      <w:proofErr w:type="gramStart"/>
+      <w:r>
+        <w:t>is observed</w:t>
+      </w:r>
+      <w:proofErr w:type="gramEnd"/>
+      <w:r>
+        <w:t xml:space="preserve"> between individual users’ body weight and activity levels, suggesting that higher activity levels are associated with lower body weight. However, the wide dispersion of data points indicates that this relationship is weak.</w:t>
       </w:r>
     </w:p>
     <w:p>
@@ -4917,6 +5008,9 @@
         </mc:AlternateContent>
       </w:r>
       <w:r>
+        <w:rPr>
+          <w:noProof/>
+        </w:rPr>
         <w:drawing>
           <wp:anchor distT="0" distB="0" distL="114300" distR="114300" simplePos="0" relativeHeight="251665408" behindDoc="1" locked="0" layoutInCell="1" allowOverlap="1" wp14:anchorId="28BADCD3" wp14:editId="35468F08">
             <wp:simplePos x="0" y="0"/>
@@ -5022,7 +5116,15 @@
         <w:t>sleep duration</w:t>
       </w:r>
       <w:r>
-        <w:t>. A negative association is observed between individual users’ body weight and sleep duration, suggesting that longer sleep duration is associated with a lower body weight. However, the wide dispersion of data points indicates that this relationship is weak.</w:t>
+        <w:t xml:space="preserve">. A negative association </w:t>
+      </w:r>
+      <w:proofErr w:type="gramStart"/>
+      <w:r>
+        <w:t>is observed</w:t>
+      </w:r>
+      <w:proofErr w:type="gramEnd"/>
+      <w:r>
+        <w:t xml:space="preserve"> between individual users’ body weight and sleep duration, suggesting that longer sleep duration is associated with a lower body weight. However, the wide dispersion of data points indicates that this relationship is weak.</w:t>
       </w:r>
     </w:p>
     <w:p>
@@ -5066,7 +5168,7 @@
       <w:pPr>
         <w:pStyle w:val="Heading1"/>
       </w:pPr>
-      <w:bookmarkStart w:id="17" w:name="_Toc218795763"/>
+      <w:bookmarkStart w:id="17" w:name="_Toc219578614"/>
       <w:r>
         <w:lastRenderedPageBreak/>
         <w:t>6.0 Recommendations</w:t>
@@ -5076,15 +5178,15 @@
     <w:p/>
     <w:p>
       <w:r>
-        <w:t xml:space="preserve">Based on the analysis of user behaviour and engagement data, the following recommendations are proposed for the </w:t>
-      </w:r>
-      <w:proofErr w:type="spellStart"/>
-      <w:r>
-        <w:t>Bellabeat</w:t>
-      </w:r>
-      <w:proofErr w:type="spellEnd"/>
-      <w:r>
-        <w:t xml:space="preserve"> marketing team:</w:t>
+        <w:t xml:space="preserve">Based on the analysis of user behaviour and engagement data, the following recommendations </w:t>
+      </w:r>
+      <w:proofErr w:type="gramStart"/>
+      <w:r>
+        <w:t>are proposed</w:t>
+      </w:r>
+      <w:proofErr w:type="gramEnd"/>
+      <w:r>
+        <w:t xml:space="preserve"> for the Bellabeat marketing team:</w:t>
       </w:r>
     </w:p>
     <w:p>
@@ -5127,7 +5229,15 @@
     </w:p>
     <w:p>
       <w:r>
-        <w:t>Analysis indicates significant variation in activity levels and health outcomes across the user base. While some users demonstrate consistent engagement and higher activity levels, others show minimal changes in weight and health metrics over the 90-day period.</w:t>
+        <w:t xml:space="preserve">Analysis indicates significant variation in activity levels and health outcomes across the user base. While </w:t>
+      </w:r>
+      <w:proofErr w:type="gramStart"/>
+      <w:r>
+        <w:t>some</w:t>
+      </w:r>
+      <w:proofErr w:type="gramEnd"/>
+      <w:r>
+        <w:t xml:space="preserve"> users demonstrate consistent engagement and higher activity levels, others show minimal changes in weight and health metrics over the 90-day period.</w:t>
       </w:r>
     </w:p>
     <w:p>
@@ -5146,13 +5256,8 @@
       </w:r>
     </w:p>
     <w:p>
-      <w:proofErr w:type="spellStart"/>
-      <w:r>
-        <w:t>Bellabeat</w:t>
-      </w:r>
-      <w:proofErr w:type="spellEnd"/>
-      <w:r>
-        <w:t xml:space="preserve"> should categorise users into distinct segments based on activity intensity and engagement patterns, such as:</w:t>
+      <w:r>
+        <w:t>Bellabeat should categorise users into distinct segments based on activity intensity and engagement patterns, such as:</w:t>
       </w:r>
     </w:p>
     <w:p>
@@ -5237,7 +5342,15 @@
     </w:p>
     <w:p>
       <w:r>
-        <w:t>Despite using a fitness product, many users showed little to no change in key health indicators such as weight, BMI, or resting heart rate, suggesting that current features may not sufficiently motivate behavioural change for all users.</w:t>
+        <w:t xml:space="preserve">Despite using a fitness product, </w:t>
+      </w:r>
+      <w:proofErr w:type="gramStart"/>
+      <w:r>
+        <w:t>many</w:t>
+      </w:r>
+      <w:proofErr w:type="gramEnd"/>
+      <w:r>
+        <w:t xml:space="preserve"> users showed little to no change in key health indicators such as weight, BMI, or resting heart rate, suggesting that current features may not sufficiently motivate behavioural change for all users.</w:t>
       </w:r>
     </w:p>
     <w:p>
@@ -5256,13 +5369,8 @@
       </w:r>
     </w:p>
     <w:p>
-      <w:proofErr w:type="spellStart"/>
-      <w:r>
-        <w:t>Bellabeat</w:t>
-      </w:r>
-      <w:proofErr w:type="spellEnd"/>
-      <w:r>
-        <w:t xml:space="preserve"> should introduce segment-specific features, including:</w:t>
+      <w:r>
+        <w:t>Bellabeat should introduce segment-specific features, including:</w:t>
       </w:r>
     </w:p>
     <w:p>
@@ -5306,8 +5414,13 @@
         </w:numPr>
       </w:pPr>
       <w:r>
-        <w:t>Advanced performance insights and achievement tracking for highly active users</w:t>
-      </w:r>
+        <w:t xml:space="preserve">Advanced performance insights and achievement tracking for highly active </w:t>
+      </w:r>
+      <w:proofErr w:type="gramStart"/>
+      <w:r>
+        <w:t>users</w:t>
+      </w:r>
+      <w:proofErr w:type="gramEnd"/>
     </w:p>
     <w:p>
       <w:r>
@@ -5358,15 +5471,15 @@
     </w:p>
     <w:p>
       <w:r>
-        <w:t xml:space="preserve">The lack of measurable health changes among some users suggests that not all consumers engage with </w:t>
-      </w:r>
-      <w:proofErr w:type="spellStart"/>
-      <w:r>
-        <w:t>Bellabeat</w:t>
-      </w:r>
-      <w:proofErr w:type="spellEnd"/>
-      <w:r>
-        <w:t xml:space="preserve"> products primarily for health improvement. Alternative motivations, such as aesthetic goals or identity reinforcement, may influence usage.</w:t>
+        <w:t xml:space="preserve">The lack of measurable health changes among </w:t>
+      </w:r>
+      <w:proofErr w:type="gramStart"/>
+      <w:r>
+        <w:t>some</w:t>
+      </w:r>
+      <w:proofErr w:type="gramEnd"/>
+      <w:r>
+        <w:t xml:space="preserve"> users suggests that not all consumers engage with Bellabeat products primarily for health improvement. Alternative motivations, such as aesthetic goals or identity reinforcement, may influence usage.</w:t>
       </w:r>
     </w:p>
     <w:p>
@@ -5422,15 +5535,7 @@
         </w:numPr>
       </w:pPr>
       <w:r>
-        <w:t xml:space="preserve">Positioning </w:t>
-      </w:r>
-      <w:proofErr w:type="spellStart"/>
-      <w:r>
-        <w:t>Bellabeat</w:t>
-      </w:r>
-      <w:proofErr w:type="spellEnd"/>
-      <w:r>
-        <w:t xml:space="preserve"> as a holistic wellness companion rather than solely a fitness tracker</w:t>
+        <w:t>Positioning Bellabeat as a holistic wellness companion rather than solely a fitness tracker</w:t>
       </w:r>
     </w:p>
     <w:p>
@@ -5443,7 +5548,7 @@
       <w:pPr>
         <w:pStyle w:val="Heading1"/>
       </w:pPr>
-      <w:bookmarkStart w:id="18" w:name="_Toc218795764"/>
+      <w:bookmarkStart w:id="18" w:name="_Toc219578615"/>
       <w:r>
         <w:t>7.</w:t>
       </w:r>
@@ -5463,15 +5568,7 @@
     </w:p>
     <w:p>
       <w:r>
-        <w:t xml:space="preserve">This analysis examined user activity and health data over a 90-day period to identify patterns in engagement, health outcomes, and product usage among </w:t>
-      </w:r>
-      <w:proofErr w:type="spellStart"/>
-      <w:r>
-        <w:t>Bellabeat</w:t>
-      </w:r>
-      <w:proofErr w:type="spellEnd"/>
-      <w:r>
-        <w:t xml:space="preserve"> users. Overall, the findings indicate</w:t>
+        <w:t>This analysis examined user activity and health data over a 90-day period to identify patterns in engagement, health outcomes, and product usage among Bellabeat users. Overall, the findings indicate</w:t>
       </w:r>
       <w:r>
         <w:t>d</w:t>
@@ -5488,15 +5585,15 @@
         <w:t xml:space="preserve">s </w:t>
       </w:r>
       <w:r>
-        <w:t xml:space="preserve">suggest that </w:t>
-      </w:r>
-      <w:proofErr w:type="spellStart"/>
-      <w:r>
-        <w:t>Bellabeat’s</w:t>
-      </w:r>
-      <w:proofErr w:type="spellEnd"/>
-      <w:r>
-        <w:t xml:space="preserve"> user base is not homogeneous in either motivation or usage patterns. Some users may engage with the product for reasons beyond measurable health improvement, including lifestyle, aesthetic, or identity-related factors.</w:t>
+        <w:t xml:space="preserve">suggest that Bellabeat’s user base is not homogeneous in either motivation or usage patterns. </w:t>
+      </w:r>
+      <w:proofErr w:type="gramStart"/>
+      <w:r>
+        <w:t>Some</w:t>
+      </w:r>
+      <w:proofErr w:type="gramEnd"/>
+      <w:r>
+        <w:t xml:space="preserve"> users may engage with the product for reasons beyond measurable health improvement, including lifestyle, aesthetic, or identity-related factors.</w:t>
       </w:r>
     </w:p>
     <w:p>
@@ -5504,23 +5601,7 @@
         <w:t>C</w:t>
       </w:r>
       <w:r>
-        <w:t xml:space="preserve">ollectively, these insights highlight the opportunity for </w:t>
-      </w:r>
-      <w:proofErr w:type="spellStart"/>
-      <w:r>
-        <w:t>Bellabeat</w:t>
-      </w:r>
-      <w:proofErr w:type="spellEnd"/>
-      <w:r>
-        <w:t xml:space="preserve"> to better segment its users and deliver more personalised product features and marketing strategies. By aligning functionality and messaging with diverse user needs and motivations, </w:t>
-      </w:r>
-      <w:proofErr w:type="spellStart"/>
-      <w:r>
-        <w:t>Bellabeat</w:t>
-      </w:r>
-      <w:proofErr w:type="spellEnd"/>
-      <w:r>
-        <w:t xml:space="preserve"> can improve user engagement, enhance satisfaction, and support sustained growth in its customer base.</w:t>
+        <w:t>ollectively, these insights highlight the opportunity for Bellabeat to better segment its users and deliver more personalised product features and marketing strategies. By aligning functionality and messaging with diverse user needs and motivations, Bellabeat can improve user engagement, enhance satisfaction, and support sustained growth in its customer base.</w:t>
       </w:r>
     </w:p>
     <w:p/>
@@ -5531,8 +5612,11 @@
       <w:pPr>
         <w:pStyle w:val="Heading1"/>
       </w:pPr>
-      <w:bookmarkStart w:id="19" w:name="_Toc218795765"/>
-      <w:r>
+      <w:bookmarkStart w:id="19" w:name="_Toc219578616"/>
+      <w:r>
+        <w:rPr>
+          <w:noProof/>
+        </w:rPr>
         <w:lastRenderedPageBreak/>
         <w:drawing>
           <wp:anchor distT="0" distB="0" distL="114300" distR="114300" simplePos="0" relativeHeight="251673600" behindDoc="1" locked="0" layoutInCell="1" allowOverlap="1" wp14:anchorId="46010DCF" wp14:editId="7DFC5483">
@@ -5986,6 +6070,9 @@
         </mc:AlternateContent>
       </w:r>
       <w:r>
+        <w:rPr>
+          <w:noProof/>
+        </w:rPr>
         <w:drawing>
           <wp:anchor distT="0" distB="0" distL="114300" distR="114300" simplePos="0" relativeHeight="251672576" behindDoc="1" locked="0" layoutInCell="1" allowOverlap="1" wp14:anchorId="65DDF55E" wp14:editId="032FD53B">
             <wp:simplePos x="0" y="0"/>
@@ -6192,6 +6279,9 @@
         </mc:AlternateContent>
       </w:r>
       <w:r>
+        <w:rPr>
+          <w:noProof/>
+        </w:rPr>
         <w:drawing>
           <wp:anchor distT="0" distB="0" distL="114300" distR="114300" simplePos="0" relativeHeight="251675648" behindDoc="1" locked="0" layoutInCell="1" allowOverlap="1" wp14:anchorId="23BACADA" wp14:editId="000DF69A">
             <wp:simplePos x="0" y="0"/>
@@ -6266,8 +6356,11 @@
         </w:drawing>
       </w:r>
       <w:r>
+        <w:rPr>
+          <w:noProof/>
+        </w:rPr>
         <w:drawing>
-          <wp:anchor distT="0" distB="0" distL="114300" distR="114300" simplePos="0" relativeHeight="251674624" behindDoc="1" locked="0" layoutInCell="1" allowOverlap="1" wp14:anchorId="0E9CB15E" wp14:editId="5BF9E0A7">
+          <wp:anchor distT="0" distB="0" distL="114300" distR="114300" simplePos="0" relativeHeight="251674624" behindDoc="1" locked="0" layoutInCell="1" allowOverlap="1" wp14:anchorId="0E9CB15E" wp14:editId="793934D7">
             <wp:simplePos x="0" y="0"/>
             <wp:positionH relativeFrom="margin">
               <wp:posOffset>-341630</wp:posOffset>
@@ -6469,6 +6562,9 @@
         </mc:AlternateContent>
       </w:r>
       <w:r>
+        <w:rPr>
+          <w:noProof/>
+        </w:rPr>
         <w:drawing>
           <wp:anchor distT="0" distB="0" distL="114300" distR="114300" simplePos="0" relativeHeight="251677696" behindDoc="1" locked="0" layoutInCell="1" allowOverlap="1" wp14:anchorId="24F0D3D7" wp14:editId="15611F62">
             <wp:simplePos x="0" y="0"/>
@@ -6665,6 +6761,9 @@
         </mc:AlternateContent>
       </w:r>
       <w:r>
+        <w:rPr>
+          <w:noProof/>
+        </w:rPr>
         <w:drawing>
           <wp:anchor distT="0" distB="0" distL="114300" distR="114300" simplePos="0" relativeHeight="251676672" behindDoc="1" locked="0" layoutInCell="1" allowOverlap="1" wp14:anchorId="11DC5752" wp14:editId="1854DD48">
             <wp:simplePos x="0" y="0"/>
@@ -6864,6 +6963,9 @@
         </mc:AlternateContent>
       </w:r>
       <w:r>
+        <w:rPr>
+          <w:noProof/>
+        </w:rPr>
         <w:drawing>
           <wp:anchor distT="0" distB="0" distL="114300" distR="114300" simplePos="0" relativeHeight="251678720" behindDoc="1" locked="0" layoutInCell="1" allowOverlap="1" wp14:anchorId="4A82699B" wp14:editId="54B287F2">
             <wp:simplePos x="0" y="0"/>
@@ -7065,6 +7167,9 @@
         </mc:AlternateContent>
       </w:r>
       <w:r>
+        <w:rPr>
+          <w:noProof/>
+        </w:rPr>
         <w:drawing>
           <wp:anchor distT="0" distB="0" distL="114300" distR="114300" simplePos="0" relativeHeight="251680768" behindDoc="1" locked="0" layoutInCell="1" allowOverlap="1" wp14:anchorId="26B5ADEB" wp14:editId="3C56B4E1">
             <wp:simplePos x="0" y="0"/>
@@ -7261,6 +7366,9 @@
         </mc:AlternateContent>
       </w:r>
       <w:r>
+        <w:rPr>
+          <w:noProof/>
+        </w:rPr>
         <w:drawing>
           <wp:anchor distT="0" distB="0" distL="114300" distR="114300" simplePos="0" relativeHeight="251679744" behindDoc="1" locked="0" layoutInCell="1" allowOverlap="1" wp14:anchorId="6A0F6327" wp14:editId="34640523">
             <wp:simplePos x="0" y="0"/>
@@ -7468,6 +7576,9 @@
         </mc:AlternateContent>
       </w:r>
       <w:r>
+        <w:rPr>
+          <w:noProof/>
+        </w:rPr>
         <w:drawing>
           <wp:anchor distT="0" distB="0" distL="114300" distR="114300" simplePos="0" relativeHeight="251701248" behindDoc="1" locked="0" layoutInCell="1" allowOverlap="1" wp14:anchorId="2A4EB27F" wp14:editId="290C9CEE">
             <wp:simplePos x="0" y="0"/>
@@ -7690,6 +7801,9 @@
         </mc:AlternateContent>
       </w:r>
       <w:r>
+        <w:rPr>
+          <w:noProof/>
+        </w:rPr>
         <w:drawing>
           <wp:anchor distT="0" distB="0" distL="114300" distR="114300" simplePos="0" relativeHeight="251681792" behindDoc="1" locked="0" layoutInCell="1" allowOverlap="1" wp14:anchorId="48E9C78B" wp14:editId="218FE9E4">
             <wp:simplePos x="0" y="0"/>
